--- a/AI_ROLES/Yaswanth_Muppalla_AI_Resume.docx
+++ b/AI_ROLES/Yaswanth_Muppalla_AI_Resume.docx
@@ -150,6 +150,54 @@
           <w:i/>
           <w:sz w:val="18"/>
         </w:rPr>
+      </w:r>
+      <w:r>
+        <w:rPr>
+          <w:rFonts w:ascii="Calibri" w:hAnsi="Calibri"/>
+          <w:b w:val="0"/>
+          <w:i/>
+          <w:sz w:val="18"/>
+        </w:rPr>
+      </w:r>
+      <w:r>
+        <w:rPr>
+          <w:rFonts w:ascii="Calibri" w:hAnsi="Calibri"/>
+          <w:b/>
+          <w:i/>
+          <w:sz w:val="18"/>
+        </w:rPr>
+      </w:r>
+      <w:r>
+        <w:rPr>
+          <w:rFonts w:ascii="Calibri" w:hAnsi="Calibri"/>
+          <w:b w:val="0"/>
+          <w:i/>
+          <w:sz w:val="18"/>
+        </w:rPr>
+      </w:r>
+      <w:r>
+        <w:rPr>
+          <w:rFonts w:ascii="Calibri" w:hAnsi="Calibri"/>
+          <w:b/>
+          <w:i/>
+          <w:sz w:val="18"/>
+        </w:rPr>
+      </w:r>
+      <w:r>
+        <w:rPr>
+          <w:rFonts w:ascii="Calibri" w:hAnsi="Calibri"/>
+          <w:b w:val="0"/>
+          <w:i/>
+          <w:sz w:val="18"/>
+        </w:rPr>
+      </w:r>
+      <w:r>
+        <w:rPr>
+          <w:rFonts w:ascii="Calibri" w:hAnsi="Calibri"/>
+          <w:b/>
+          <w:i/>
+          <w:sz w:val="18"/>
+        </w:rPr>
         <w:t>AI Platform Engineer</w:t>
       </w:r>
       <w:r>
@@ -214,7 +262,7 @@
           <w:color w:val="000000"/>
           <w:sz w:val="20"/>
         </w:rPr>
-        <w:t>FOUNDER-LED TECHNICAL PROJECTS</w:t>
+        <w:t>PROFESSIONAL EXPERIENCE</w:t>
       </w:r>
     </w:p>
     <w:p>
@@ -233,7 +281,6 @@
           <w:color w:val="141820"/>
           <w:sz w:val="19"/>
         </w:rPr>
-        <w:t>OmInsights</w:t>
       </w:r>
       <w:r>
         <w:rPr>
@@ -243,13 +290,11 @@
           <w:color w:val="141820"/>
           <w:sz w:val="19"/>
         </w:rPr>
-        <w:t xml:space="preserve"> - Founder-Led AI Platform Build</w:t>
       </w:r>
       <w:r>
         <w:rPr>
           <w:sz w:val="19"/>
         </w:rPr>
-        <w:tab/>
       </w:r>
       <w:r>
         <w:rPr>
@@ -259,7 +304,83 @@
           <w:color w:val="141820"/>
           <w:sz w:val="19"/>
         </w:rPr>
-        <w:t>Jan 2024 - Present</w:t>
+      </w:r>
+      <w:r>
+        <w:rPr>
+          <w:rFonts w:ascii="Calibri" w:hAnsi="Calibri"/>
+          <w:b/>
+          <w:i w:val="0"/>
+          <w:sz w:val="19"/>
+        </w:rPr>
+      </w:r>
+      <w:r>
+        <w:rPr>
+          <w:rFonts w:ascii="Calibri" w:hAnsi="Calibri"/>
+          <w:b w:val="0"/>
+          <w:i w:val="0"/>
+          <w:sz w:val="19"/>
+        </w:rPr>
+      </w:r>
+      <w:r>
+        <w:rPr>
+          <w:rFonts w:ascii="Calibri" w:hAnsi="Calibri"/>
+          <w:b w:val="0"/>
+          <w:i w:val="0"/>
+          <w:sz w:val="19"/>
+        </w:rPr>
+      </w:r>
+      <w:r>
+        <w:rPr>
+          <w:rFonts w:ascii="Calibri" w:hAnsi="Calibri"/>
+          <w:b/>
+          <w:i w:val="0"/>
+          <w:sz w:val="19"/>
+        </w:rPr>
+      </w:r>
+      <w:r>
+        <w:rPr>
+          <w:rFonts w:ascii="Calibri" w:hAnsi="Calibri"/>
+          <w:b/>
+          <w:i w:val="0"/>
+          <w:sz w:val="19"/>
+        </w:rPr>
+        <w:t>American Express</w:t>
+      </w:r>
+      <w:r>
+        <w:rPr>
+          <w:rFonts w:ascii="Calibri" w:hAnsi="Calibri"/>
+          <w:b w:val="0"/>
+          <w:i w:val="0"/>
+          <w:sz w:val="19"/>
+        </w:rPr>
+        <w:t xml:space="preserve"> | </w:t>
+      </w:r>
+      <w:r>
+        <w:rPr>
+          <w:rFonts w:ascii="Calibri" w:hAnsi="Calibri"/>
+          <w:b/>
+          <w:i w:val="0"/>
+          <w:sz w:val="19"/>
+        </w:rPr>
+        <w:t>Senior Software AI Engineer</w:t>
+      </w:r>
+      <w:r>
+        <w:rPr>
+          <w:rFonts w:ascii="Calibri" w:hAnsi="Calibri"/>
+          <w:b w:val="0"/>
+          <w:i w:val="0"/>
+          <w:sz w:val="19"/>
+        </w:rPr>
+        <w:tab/>
+      </w:r>
+      <w:r>
+        <w:rPr>
+          <w:rFonts w:ascii="Calibri" w:hAnsi="Calibri"/>
+          <w:b/>
+          <w:i w:val="0"/>
+          <w:sz w:val="19"/>
+        </w:rPr>
+        <w:t>Apr 2023 - Present</w:t>
       </w:r>
     </w:p>
     <w:p>
@@ -271,127 +392,97 @@
         <w:rPr>
           <w:rFonts w:ascii="Calibri" w:hAnsi="Calibri"/>
           <w:b/>
-          <w:i/>
           <w:sz w:val="17"/>
         </w:rPr>
-        <w:t xml:space="preserve">Impact: </w:t>
+        <w:t>Impact:</w:t>
       </w:r>
       <w:r>
         <w:rPr>
           <w:rFonts w:ascii="Calibri" w:hAnsi="Calibri"/>
           <w:b w:val="0"/>
-          <w:i/>
           <w:sz w:val="17"/>
         </w:rPr>
-        <w:t xml:space="preserve">Built a </w:t>
+        <w:t xml:space="preserve"> Built Java/Flink, Airflow, and </w:t>
       </w:r>
       <w:r>
         <w:rPr>
           <w:rFonts w:ascii="Calibri" w:hAnsi="Calibri"/>
           <w:b/>
-          <w:i/>
           <w:sz w:val="17"/>
         </w:rPr>
-        <w:t>6-component AI platform</w:t>
+        <w:t>IRIS-backed RAG systems</w:t>
       </w:r>
       <w:r>
         <w:rPr>
           <w:rFonts w:ascii="Calibri" w:hAnsi="Calibri"/>
           <w:b w:val="0"/>
-          <w:i/>
           <w:sz w:val="17"/>
         </w:rPr>
-        <w:t xml:space="preserve"> with </w:t>
+        <w:t xml:space="preserve"> for credit oversight workflows, improving reporting efficiency by </w:t>
       </w:r>
       <w:r>
         <w:rPr>
           <w:rFonts w:ascii="Calibri" w:hAnsi="Calibri"/>
           <w:b/>
-          <w:i/>
           <w:sz w:val="17"/>
         </w:rPr>
-        <w:t>tenant-scoped RAG</w:t>
+        <w:t>35%</w:t>
       </w:r>
       <w:r>
         <w:rPr>
           <w:rFonts w:ascii="Calibri" w:hAnsi="Calibri"/>
           <w:b w:val="0"/>
-          <w:i/>
           <w:sz w:val="17"/>
         </w:rPr>
-        <w:t xml:space="preserve">, </w:t>
+        <w:t xml:space="preserve">, achieving </w:t>
       </w:r>
       <w:r>
         <w:rPr>
           <w:rFonts w:ascii="Calibri" w:hAnsi="Calibri"/>
           <w:b/>
-          <w:i/>
           <w:sz w:val="17"/>
         </w:rPr>
-        <w:t>Context Engine orchestration</w:t>
+        <w:t>99% data accuracy</w:t>
       </w:r>
       <w:r>
         <w:rPr>
           <w:rFonts w:ascii="Calibri" w:hAnsi="Calibri"/>
           <w:b w:val="0"/>
-          <w:i/>
           <w:sz w:val="17"/>
         </w:rPr>
-        <w:t xml:space="preserve">, </w:t>
+        <w:t xml:space="preserve">, reducing rerun/debug cycles by </w:t>
       </w:r>
       <w:r>
         <w:rPr>
           <w:rFonts w:ascii="Calibri" w:hAnsi="Calibri"/>
           <w:b/>
-          <w:i/>
           <w:sz w:val="17"/>
         </w:rPr>
-        <w:t>MCP tool execution</w:t>
+        <w:t>3x</w:t>
       </w:r>
       <w:r>
         <w:rPr>
           <w:rFonts w:ascii="Calibri" w:hAnsi="Calibri"/>
           <w:b w:val="0"/>
-          <w:i/>
           <w:sz w:val="17"/>
         </w:rPr>
-        <w:t xml:space="preserve">, </w:t>
+        <w:t xml:space="preserve">, and accelerating </w:t>
       </w:r>
       <w:r>
         <w:rPr>
           <w:rFonts w:ascii="Calibri" w:hAnsi="Calibri"/>
           <w:b/>
-          <w:i/>
           <w:sz w:val="17"/>
         </w:rPr>
-        <w:t>async file processing</w:t>
+        <w:t>AI copilot support</w:t>
       </w:r>
       <w:r>
         <w:rPr>
           <w:rFonts w:ascii="Calibri" w:hAnsi="Calibri"/>
           <w:b w:val="0"/>
-          <w:i/>
           <w:sz w:val="17"/>
         </w:rPr>
-        <w:t xml:space="preserve">, and </w:t>
-      </w:r>
-      <w:r>
-        <w:rPr>
-          <w:rFonts w:ascii="Calibri" w:hAnsi="Calibri"/>
-          <w:b/>
-          <w:i/>
-          <w:sz w:val="17"/>
-        </w:rPr>
-        <w:t>source-backed answers</w:t>
-      </w:r>
-      <w:r>
-        <w:rPr>
-          <w:rFonts w:ascii="Calibri" w:hAnsi="Calibri"/>
-          <w:b w:val="0"/>
-          <w:i/>
-          <w:sz w:val="17"/>
-        </w:rPr>
-        <w:t xml:space="preserve"> over owned documents.</w:t>
+        <w:t>.</w:t>
       </w:r>
     </w:p>
     <w:p>
@@ -407,258 +498,57 @@
         <w:rPr>
           <w:rFonts w:ascii="Calibri" w:hAnsi="Calibri"/>
           <w:b w:val="0"/>
-          <w:i w:val="0"/>
           <w:sz w:val="18"/>
         </w:rPr>
+        <w:t xml:space="preserve">Partnered with </w:t>
       </w:r>
       <w:r>
         <w:rPr>
           <w:rFonts w:ascii="Calibri" w:hAnsi="Calibri"/>
           <w:b/>
-          <w:i w:val="0"/>
           <w:sz w:val="18"/>
         </w:rPr>
+        <w:t>BCA/CCA data pipeline teams</w:t>
       </w:r>
       <w:r>
         <w:rPr>
           <w:rFonts w:ascii="Calibri" w:hAnsi="Calibri"/>
           <w:b w:val="0"/>
-          <w:i w:val="0"/>
           <w:sz w:val="18"/>
         </w:rPr>
+        <w:t xml:space="preserve"> and built JSON-configurable </w:t>
       </w:r>
       <w:r>
         <w:rPr>
           <w:rFonts w:ascii="Calibri" w:hAnsi="Calibri"/>
           <w:b/>
-          <w:i w:val="0"/>
           <w:sz w:val="18"/>
         </w:rPr>
+        <w:t>Apache Flink pipelines</w:t>
       </w:r>
       <w:r>
         <w:rPr>
           <w:rFonts w:ascii="Calibri" w:hAnsi="Calibri"/>
           <w:b w:val="0"/>
-          <w:i w:val="0"/>
           <w:sz w:val="18"/>
         </w:rPr>
+        <w:t xml:space="preserve"> for ingestion, transformation, joins, validation, and downstream publishing, translating workflow knowledge into </w:t>
       </w:r>
       <w:r>
         <w:rPr>
           <w:rFonts w:ascii="Calibri" w:hAnsi="Calibri"/>
           <w:b/>
-          <w:i w:val="0"/>
           <w:sz w:val="18"/>
         </w:rPr>
+        <w:t>AI-ready pipeline patterns</w:t>
       </w:r>
       <w:r>
         <w:rPr>
           <w:rFonts w:ascii="Calibri" w:hAnsi="Calibri"/>
           <w:b w:val="0"/>
-          <w:i w:val="0"/>
           <w:sz w:val="18"/>
         </w:rPr>
-      </w:r>
-      <w:r>
-        <w:rPr>
-          <w:rFonts w:ascii="Calibri" w:hAnsi="Calibri"/>
-          <w:b/>
-          <w:i w:val="0"/>
-          <w:sz w:val="18"/>
-        </w:rPr>
-      </w:r>
-      <w:r>
-        <w:rPr>
-          <w:rFonts w:ascii="Calibri" w:hAnsi="Calibri"/>
-          <w:b w:val="0"/>
-          <w:i w:val="0"/>
-          <w:sz w:val="18"/>
-        </w:rPr>
-      </w:r>
-      <w:r>
-        <w:rPr>
-          <w:rFonts w:ascii="Calibri" w:hAnsi="Calibri"/>
-          <w:b/>
-          <w:i w:val="0"/>
-          <w:sz w:val="18"/>
-        </w:rPr>
-      </w:r>
-      <w:r>
-        <w:rPr>
-          <w:rFonts w:ascii="Calibri" w:hAnsi="Calibri"/>
-          <w:b w:val="0"/>
-          <w:i w:val="0"/>
-          <w:sz w:val="18"/>
-        </w:rPr>
-      </w:r>
-      <w:r>
-        <w:rPr>
-          <w:rFonts w:ascii="Calibri" w:hAnsi="Calibri"/>
-          <w:b/>
-          <w:i w:val="0"/>
-          <w:sz w:val="18"/>
-        </w:rPr>
-      </w:r>
-      <w:r>
-        <w:rPr>
-          <w:rFonts w:ascii="Calibri" w:hAnsi="Calibri"/>
-          <w:b w:val="0"/>
-          <w:i w:val="0"/>
-          <w:sz w:val="18"/>
-        </w:rPr>
-      </w:r>
-      <w:r>
-        <w:rPr>
-          <w:rFonts w:ascii="Calibri" w:hAnsi="Calibri"/>
-          <w:b w:val="0"/>
-          <w:i w:val="0"/>
-          <w:sz w:val="18"/>
-        </w:rPr>
-        <w:t xml:space="preserve">Architected </w:t>
-      </w:r>
-      <w:r>
-        <w:rPr>
-          <w:rFonts w:ascii="Calibri" w:hAnsi="Calibri"/>
-          <w:b/>
-          <w:i w:val="0"/>
-          <w:sz w:val="18"/>
-        </w:rPr>
-        <w:t>Angular UI</w:t>
-      </w:r>
-      <w:r>
-        <w:rPr>
-          <w:rFonts w:ascii="Calibri" w:hAnsi="Calibri"/>
-          <w:b w:val="0"/>
-          <w:i w:val="0"/>
-          <w:sz w:val="18"/>
-        </w:rPr>
-        <w:t xml:space="preserve">, </w:t>
-      </w:r>
-      <w:r>
-        <w:rPr>
-          <w:rFonts w:ascii="Calibri" w:hAnsi="Calibri"/>
-          <w:b/>
-          <w:i w:val="0"/>
-          <w:sz w:val="18"/>
-        </w:rPr>
-        <w:t>FastAPI Business Service</w:t>
-      </w:r>
-      <w:r>
-        <w:rPr>
-          <w:rFonts w:ascii="Calibri" w:hAnsi="Calibri"/>
-          <w:b w:val="0"/>
-          <w:i w:val="0"/>
-          <w:sz w:val="18"/>
-        </w:rPr>
-        <w:t xml:space="preserve">, </w:t>
-      </w:r>
-      <w:r>
-        <w:rPr>
-          <w:rFonts w:ascii="Calibri" w:hAnsi="Calibri"/>
-          <w:b/>
-          <w:i w:val="0"/>
-          <w:sz w:val="18"/>
-        </w:rPr>
-        <w:t>Context Engine</w:t>
-      </w:r>
-      <w:r>
-        <w:rPr>
-          <w:rFonts w:ascii="Calibri" w:hAnsi="Calibri"/>
-          <w:b w:val="0"/>
-          <w:i w:val="0"/>
-          <w:sz w:val="18"/>
-        </w:rPr>
-        <w:t xml:space="preserve">, </w:t>
-      </w:r>
-      <w:r>
-        <w:rPr>
-          <w:rFonts w:ascii="Calibri" w:hAnsi="Calibri"/>
-          <w:b/>
-          <w:i w:val="0"/>
-          <w:sz w:val="18"/>
-        </w:rPr>
-        <w:t>MCP Server</w:t>
-      </w:r>
-      <w:r>
-        <w:rPr>
-          <w:rFonts w:ascii="Calibri" w:hAnsi="Calibri"/>
-          <w:b w:val="0"/>
-          <w:i w:val="0"/>
-          <w:sz w:val="18"/>
-        </w:rPr>
-        <w:t xml:space="preserve">, </w:t>
-      </w:r>
-      <w:r>
-        <w:rPr>
-          <w:rFonts w:ascii="Calibri" w:hAnsi="Calibri"/>
-          <w:b/>
-          <w:i w:val="0"/>
-          <w:sz w:val="18"/>
-        </w:rPr>
-        <w:t>File Processing worker</w:t>
-      </w:r>
-      <w:r>
-        <w:rPr>
-          <w:rFonts w:ascii="Calibri" w:hAnsi="Calibri"/>
-          <w:b w:val="0"/>
-          <w:i w:val="0"/>
-          <w:sz w:val="18"/>
-        </w:rPr>
-        <w:t xml:space="preserve">, and </w:t>
-      </w:r>
-      <w:r>
-        <w:rPr>
-          <w:rFonts w:ascii="Calibri" w:hAnsi="Calibri"/>
-          <w:b/>
-          <w:i w:val="0"/>
-          <w:sz w:val="18"/>
-        </w:rPr>
-        <w:t>AWS-backed deployment paths</w:t>
-      </w:r>
-      <w:r>
-        <w:rPr>
-          <w:rFonts w:ascii="Calibri" w:hAnsi="Calibri"/>
-          <w:b w:val="0"/>
-          <w:i w:val="0"/>
-          <w:sz w:val="18"/>
-        </w:rPr>
-        <w:t xml:space="preserve"> with </w:t>
-      </w:r>
-      <w:r>
-        <w:rPr>
-          <w:rFonts w:ascii="Calibri" w:hAnsi="Calibri"/>
-          <w:b/>
-          <w:i w:val="0"/>
-          <w:sz w:val="18"/>
-        </w:rPr>
-        <w:t>CI/CD</w:t>
-      </w:r>
-      <w:r>
-        <w:rPr>
-          <w:rFonts w:ascii="Calibri" w:hAnsi="Calibri"/>
-          <w:b w:val="0"/>
-          <w:i w:val="0"/>
-          <w:sz w:val="18"/>
-        </w:rPr>
-        <w:t xml:space="preserve"> and </w:t>
-      </w:r>
-      <w:r>
-        <w:rPr>
-          <w:rFonts w:ascii="Calibri" w:hAnsi="Calibri"/>
-          <w:b/>
-          <w:i w:val="0"/>
-          <w:sz w:val="18"/>
-        </w:rPr>
-        <w:t>tenant-aware AWS operations</w:t>
-      </w:r>
-      <w:r>
-        <w:rPr>
-          <w:rFonts w:ascii="Calibri" w:hAnsi="Calibri"/>
-          <w:b w:val="0"/>
-          <w:i w:val="0"/>
-          <w:sz w:val="18"/>
-        </w:rPr>
-        <w:t>.</w:t>
+        <w:t xml:space="preserve"> for credit oversight use cases.</w:t>
       </w:r>
     </w:p>
     <w:p>
@@ -674,119 +564,54 @@
         <w:rPr>
           <w:rFonts w:ascii="Calibri" w:hAnsi="Calibri"/>
           <w:b w:val="0"/>
-          <w:i w:val="0"/>
           <w:sz w:val="18"/>
         </w:rPr>
+        <w:t xml:space="preserve">Automated </w:t>
       </w:r>
       <w:r>
         <w:rPr>
           <w:rFonts w:ascii="Calibri" w:hAnsi="Calibri"/>
           <w:b/>
-          <w:i w:val="0"/>
           <w:sz w:val="18"/>
         </w:rPr>
+        <w:t>Airflow DAG orchestration</w:t>
       </w:r>
       <w:r>
         <w:rPr>
           <w:rFonts w:ascii="Calibri" w:hAnsi="Calibri"/>
           <w:b w:val="0"/>
-          <w:i w:val="0"/>
           <w:sz w:val="18"/>
         </w:rPr>
+        <w:t xml:space="preserve"> for credit data processing with dependency management, rerun handling, </w:t>
       </w:r>
       <w:r>
         <w:rPr>
           <w:rFonts w:ascii="Calibri" w:hAnsi="Calibri"/>
           <w:b/>
-          <w:i w:val="0"/>
           <w:sz w:val="18"/>
         </w:rPr>
+        <w:t>SLA monitoring</w:t>
       </w:r>
       <w:r>
         <w:rPr>
           <w:rFonts w:ascii="Calibri" w:hAnsi="Calibri"/>
           <w:b w:val="0"/>
-          <w:i w:val="0"/>
           <w:sz w:val="18"/>
         </w:rPr>
+        <w:t xml:space="preserve">, data-quality checks, and failure alerting, creating reliable operational signals for downstream </w:t>
+      </w:r>
+      <w:r>
+        <w:rPr>
+          <w:rFonts w:ascii="Calibri" w:hAnsi="Calibri"/>
+          <w:b/>
+          <w:sz w:val="18"/>
+        </w:rPr>
+        <w:t>AI copilot and RAG workflows</w:t>
       </w:r>
       <w:r>
         <w:rPr>
           <w:rFonts w:ascii="Calibri" w:hAnsi="Calibri"/>
           <w:b w:val="0"/>
-          <w:i w:val="0"/>
-          <w:sz w:val="18"/>
-        </w:rPr>
-        <w:t xml:space="preserve">Built </w:t>
-      </w:r>
-      <w:r>
-        <w:rPr>
-          <w:rFonts w:ascii="Calibri" w:hAnsi="Calibri"/>
-          <w:b/>
-          <w:i w:val="0"/>
-          <w:sz w:val="18"/>
-        </w:rPr>
-        <w:t>document intelligence pipelines</w:t>
-      </w:r>
-      <w:r>
-        <w:rPr>
-          <w:rFonts w:ascii="Calibri" w:hAnsi="Calibri"/>
-          <w:b w:val="0"/>
-          <w:i w:val="0"/>
-          <w:sz w:val="18"/>
-        </w:rPr>
-        <w:t xml:space="preserve"> for upload, parse, normalize, chunk, embed, persist, retrieve, and cite flows for </w:t>
-      </w:r>
-      <w:r>
-        <w:rPr>
-          <w:rFonts w:ascii="Calibri" w:hAnsi="Calibri"/>
-          <w:b/>
-          <w:i w:val="0"/>
-          <w:sz w:val="18"/>
-        </w:rPr>
-        <w:t>grounded RAG responses</w:t>
-      </w:r>
-      <w:r>
-        <w:rPr>
-          <w:rFonts w:ascii="Calibri" w:hAnsi="Calibri"/>
-          <w:b w:val="0"/>
-          <w:i w:val="0"/>
-          <w:sz w:val="18"/>
-        </w:rPr>
-        <w:t xml:space="preserve"> with </w:t>
-      </w:r>
-      <w:r>
-        <w:rPr>
-          <w:rFonts w:ascii="Calibri" w:hAnsi="Calibri"/>
-          <w:b/>
-          <w:i w:val="0"/>
-          <w:sz w:val="18"/>
-        </w:rPr>
-        <w:t>source ledgers</w:t>
-      </w:r>
-      <w:r>
-        <w:rPr>
-          <w:rFonts w:ascii="Calibri" w:hAnsi="Calibri"/>
-          <w:b w:val="0"/>
-          <w:i w:val="0"/>
-          <w:sz w:val="18"/>
-        </w:rPr>
-        <w:t xml:space="preserve"> and </w:t>
-      </w:r>
-      <w:r>
-        <w:rPr>
-          <w:rFonts w:ascii="Calibri" w:hAnsi="Calibri"/>
-          <w:b/>
-          <w:i w:val="0"/>
-          <w:sz w:val="18"/>
-        </w:rPr>
-        <w:t>retrieval quality controls</w:t>
-      </w:r>
-      <w:r>
-        <w:rPr>
-          <w:rFonts w:ascii="Calibri" w:hAnsi="Calibri"/>
-          <w:b w:val="0"/>
-          <w:i w:val="0"/>
           <w:sz w:val="18"/>
         </w:rPr>
         <w:t>.</w:t>
@@ -805,119 +630,54 @@
         <w:rPr>
           <w:rFonts w:ascii="Calibri" w:hAnsi="Calibri"/>
           <w:b w:val="0"/>
-          <w:i w:val="0"/>
           <w:sz w:val="18"/>
         </w:rPr>
+        <w:t xml:space="preserve">Designed an </w:t>
       </w:r>
       <w:r>
         <w:rPr>
           <w:rFonts w:ascii="Calibri" w:hAnsi="Calibri"/>
           <w:b/>
-          <w:i w:val="0"/>
           <w:sz w:val="18"/>
         </w:rPr>
+        <w:t>IRIS-backed RAG ingestion pipeline</w:t>
       </w:r>
       <w:r>
         <w:rPr>
           <w:rFonts w:ascii="Calibri" w:hAnsi="Calibri"/>
           <w:b w:val="0"/>
-          <w:i w:val="0"/>
           <w:sz w:val="18"/>
         </w:rPr>
+        <w:t xml:space="preserve"> with document extraction, deduplication, upsert handling, segmentation, </w:t>
       </w:r>
       <w:r>
         <w:rPr>
           <w:rFonts w:ascii="Calibri" w:hAnsi="Calibri"/>
           <w:b/>
-          <w:i w:val="0"/>
           <w:sz w:val="18"/>
         </w:rPr>
+        <w:t>chunking</w:t>
       </w:r>
       <w:r>
         <w:rPr>
           <w:rFonts w:ascii="Calibri" w:hAnsi="Calibri"/>
           <w:b w:val="0"/>
-          <w:i w:val="0"/>
           <w:sz w:val="18"/>
         </w:rPr>
+        <w:t xml:space="preserve">, metadata enrichment, and batch publishing for </w:t>
+      </w:r>
+      <w:r>
+        <w:rPr>
+          <w:rFonts w:ascii="Calibri" w:hAnsi="Calibri"/>
+          <w:b/>
+          <w:sz w:val="18"/>
+        </w:rPr>
+        <w:t>semantic retrieval</w:t>
       </w:r>
       <w:r>
         <w:rPr>
           <w:rFonts w:ascii="Calibri" w:hAnsi="Calibri"/>
           <w:b w:val="0"/>
-          <w:i w:val="0"/>
-          <w:sz w:val="18"/>
-        </w:rPr>
-        <w:t xml:space="preserve">Designed Context Engine flows for </w:t>
-      </w:r>
-      <w:r>
-        <w:rPr>
-          <w:rFonts w:ascii="Calibri" w:hAnsi="Calibri"/>
-          <w:b/>
-          <w:i w:val="0"/>
-          <w:sz w:val="18"/>
-        </w:rPr>
-        <w:t>chat/session memory, selected context</w:t>
-      </w:r>
-      <w:r>
-        <w:rPr>
-          <w:rFonts w:ascii="Calibri" w:hAnsi="Calibri"/>
-          <w:b w:val="0"/>
-          <w:i w:val="0"/>
-          <w:sz w:val="18"/>
-        </w:rPr>
-        <w:t xml:space="preserve">, KB injection, prompt assembly, and </w:t>
-      </w:r>
-      <w:r>
-        <w:rPr>
-          <w:rFonts w:ascii="Calibri" w:hAnsi="Calibri"/>
-          <w:b/>
-          <w:i w:val="0"/>
-          <w:sz w:val="18"/>
-        </w:rPr>
-        <w:t>LLM/context harness design</w:t>
-      </w:r>
-      <w:r>
-        <w:rPr>
-          <w:rFonts w:ascii="Calibri" w:hAnsi="Calibri"/>
-          <w:b w:val="0"/>
-          <w:i w:val="0"/>
-          <w:sz w:val="18"/>
-        </w:rPr>
-        <w:t xml:space="preserve"> for </w:t>
-      </w:r>
-      <w:r>
-        <w:rPr>
-          <w:rFonts w:ascii="Calibri" w:hAnsi="Calibri"/>
-          <w:b/>
-          <w:i w:val="0"/>
-          <w:sz w:val="18"/>
-        </w:rPr>
-        <w:t>multi-turn RAG orchestration</w:t>
-      </w:r>
-      <w:r>
-        <w:rPr>
-          <w:rFonts w:ascii="Calibri" w:hAnsi="Calibri"/>
-          <w:b w:val="0"/>
-          <w:i w:val="0"/>
-          <w:sz w:val="18"/>
-        </w:rPr>
-        <w:t xml:space="preserve"> and </w:t>
-      </w:r>
-      <w:r>
-        <w:rPr>
-          <w:rFonts w:ascii="Calibri" w:hAnsi="Calibri"/>
-          <w:b/>
-          <w:i w:val="0"/>
-          <w:sz w:val="18"/>
-        </w:rPr>
-        <w:t>scoped answer grounding</w:t>
-      </w:r>
-      <w:r>
-        <w:rPr>
-          <w:rFonts w:ascii="Calibri" w:hAnsi="Calibri"/>
-          <w:b w:val="0"/>
-          <w:i w:val="0"/>
           <w:sz w:val="18"/>
         </w:rPr>
         <w:t>.</w:t>
@@ -936,80 +696,356 @@
         <w:rPr>
           <w:rFonts w:ascii="Calibri" w:hAnsi="Calibri"/>
           <w:b w:val="0"/>
+          <w:sz w:val="18"/>
+        </w:rPr>
+        <w:t xml:space="preserve">Developed a </w:t>
+      </w:r>
+      <w:r>
+        <w:rPr>
+          <w:rFonts w:ascii="Calibri" w:hAnsi="Calibri"/>
+          <w:b/>
+          <w:sz w:val="18"/>
+        </w:rPr>
+        <w:t>RAG agent harness</w:t>
+      </w:r>
+      <w:r>
+        <w:rPr>
+          <w:rFonts w:ascii="Calibri" w:hAnsi="Calibri"/>
+          <w:b w:val="0"/>
+          <w:sz w:val="18"/>
+        </w:rPr>
+        <w:t xml:space="preserve"> that combined IRIS semantic search, scoped retrieval, prompt assembly, </w:t>
+      </w:r>
+      <w:r>
+        <w:rPr>
+          <w:rFonts w:ascii="Calibri" w:hAnsi="Calibri"/>
+          <w:b/>
+          <w:sz w:val="18"/>
+        </w:rPr>
+        <w:t>source-ledger tracking</w:t>
+      </w:r>
+      <w:r>
+        <w:rPr>
+          <w:rFonts w:ascii="Calibri" w:hAnsi="Calibri"/>
+          <w:b w:val="0"/>
+          <w:sz w:val="18"/>
+        </w:rPr>
+        <w:t xml:space="preserve">, and </w:t>
+      </w:r>
+      <w:r>
+        <w:rPr>
+          <w:rFonts w:ascii="Calibri" w:hAnsi="Calibri"/>
+          <w:b/>
+          <w:sz w:val="18"/>
+        </w:rPr>
+        <w:t>grounded response generation</w:t>
+      </w:r>
+      <w:r>
+        <w:rPr>
+          <w:rFonts w:ascii="Calibri" w:hAnsi="Calibri"/>
+          <w:b w:val="0"/>
+          <w:sz w:val="18"/>
+        </w:rPr>
+        <w:t xml:space="preserve"> for credit oversight users.</w:t>
+      </w:r>
+    </w:p>
+    <w:p>
+      <w:pPr>
+        <w:pStyle w:val="ResumeBullet"/>
+        <w:numPr>
+          <w:ilvl w:val="0"/>
+          <w:numId w:val="100"/>
+        </w:numPr>
+      </w:pPr>
+      <w:r>
+        <w:rPr>
+          <w:rFonts w:ascii="Calibri" w:hAnsi="Calibri"/>
+          <w:b w:val="0"/>
+          <w:sz w:val="18"/>
+        </w:rPr>
+        <w:t xml:space="preserve">Built a </w:t>
+      </w:r>
+      <w:r>
+        <w:rPr>
+          <w:rFonts w:ascii="Calibri" w:hAnsi="Calibri"/>
+          <w:b/>
+          <w:sz w:val="18"/>
+        </w:rPr>
+        <w:t>context harness</w:t>
+      </w:r>
+      <w:r>
+        <w:rPr>
+          <w:rFonts w:ascii="Calibri" w:hAnsi="Calibri"/>
+          <w:b w:val="0"/>
+          <w:sz w:val="18"/>
+        </w:rPr>
+        <w:t xml:space="preserve"> for chatbot-style interactions, managing </w:t>
+      </w:r>
+      <w:r>
+        <w:rPr>
+          <w:rFonts w:ascii="Calibri" w:hAnsi="Calibri"/>
+          <w:b/>
+          <w:sz w:val="18"/>
+        </w:rPr>
+        <w:t>session context</w:t>
+      </w:r>
+      <w:r>
+        <w:rPr>
+          <w:rFonts w:ascii="Calibri" w:hAnsi="Calibri"/>
+          <w:b w:val="0"/>
+          <w:sz w:val="18"/>
+        </w:rPr>
+        <w:t xml:space="preserve">, selected documents, retrieved chunks, policy context, user query intent, and </w:t>
+      </w:r>
+      <w:r>
+        <w:rPr>
+          <w:rFonts w:ascii="Calibri" w:hAnsi="Calibri"/>
+          <w:b/>
+          <w:sz w:val="18"/>
+        </w:rPr>
+        <w:t>controlled LLM input assembly</w:t>
+      </w:r>
+      <w:r>
+        <w:rPr>
+          <w:rFonts w:ascii="Calibri" w:hAnsi="Calibri"/>
+          <w:b w:val="0"/>
+          <w:sz w:val="18"/>
+        </w:rPr>
+        <w:t>.</w:t>
+      </w:r>
+    </w:p>
+    <w:p>
+      <w:pPr>
+        <w:pStyle w:val="ResumeBullet"/>
+        <w:numPr>
+          <w:ilvl w:val="0"/>
+          <w:numId w:val="100"/>
+        </w:numPr>
+      </w:pPr>
+      <w:r>
+        <w:rPr>
+          <w:rFonts w:ascii="Calibri" w:hAnsi="Calibri"/>
+          <w:b w:val="0"/>
+          <w:sz w:val="18"/>
+        </w:rPr>
+        <w:t xml:space="preserve">Added </w:t>
+      </w:r>
+      <w:r>
+        <w:rPr>
+          <w:rFonts w:ascii="Calibri" w:hAnsi="Calibri"/>
+          <w:b/>
+          <w:sz w:val="18"/>
+        </w:rPr>
+        <w:t>observability and control layers</w:t>
+      </w:r>
+      <w:r>
+        <w:rPr>
+          <w:rFonts w:ascii="Calibri" w:hAnsi="Calibri"/>
+          <w:b w:val="0"/>
+          <w:sz w:val="18"/>
+        </w:rPr>
+        <w:t xml:space="preserve"> across the AI workflow, including retrieval logs, execution traces, citation mapping, </w:t>
+      </w:r>
+      <w:r>
+        <w:rPr>
+          <w:rFonts w:ascii="Calibri" w:hAnsi="Calibri"/>
+          <w:b/>
+          <w:sz w:val="18"/>
+        </w:rPr>
+        <w:t>guardrails</w:t>
+      </w:r>
+      <w:r>
+        <w:rPr>
+          <w:rFonts w:ascii="Calibri" w:hAnsi="Calibri"/>
+          <w:b w:val="0"/>
+          <w:sz w:val="18"/>
+        </w:rPr>
+        <w:t xml:space="preserve">, cache behavior, and </w:t>
+      </w:r>
+      <w:r>
+        <w:rPr>
+          <w:rFonts w:ascii="Calibri" w:hAnsi="Calibri"/>
+          <w:b/>
+          <w:sz w:val="18"/>
+        </w:rPr>
+        <w:t>audit-friendly response tracking</w:t>
+      </w:r>
+      <w:r>
+        <w:rPr>
+          <w:rFonts w:ascii="Calibri" w:hAnsi="Calibri"/>
+          <w:b w:val="0"/>
+          <w:sz w:val="18"/>
+        </w:rPr>
+        <w:t>.</w:t>
+      </w:r>
+    </w:p>
+    <w:p>
+      <w:pPr>
+        <w:pStyle w:val="RoleLine"/>
+        <w:tabs>
+          <w:tab w:pos="10080" w:val="right"/>
+        </w:tabs>
+        <w:keepNext/>
+      </w:pPr>
+      <w:r>
+        <w:rPr>
+          <w:rFonts w:ascii="Calibri" w:hAnsi="Calibri" w:eastAsia="Calibri"/>
+          <w:b/>
           <w:i w:val="0"/>
-          <w:sz w:val="18"/>
-        </w:rPr>
-        <w:t xml:space="preserve">Implemented </w:t>
+          <w:color w:val="141820"/>
+          <w:sz w:val="19"/>
+        </w:rPr>
+      </w:r>
+      <w:r>
+        <w:rPr>
+          <w:rFonts w:ascii="Calibri" w:hAnsi="Calibri" w:eastAsia="Calibri"/>
+          <w:b w:val="0"/>
+          <w:i w:val="0"/>
+          <w:color w:val="141820"/>
+          <w:sz w:val="19"/>
+        </w:rPr>
+      </w:r>
+      <w:r>
+        <w:rPr>
+          <w:sz w:val="19"/>
+        </w:rPr>
+      </w:r>
+      <w:r>
+        <w:rPr>
+          <w:rFonts w:ascii="Calibri" w:hAnsi="Calibri" w:eastAsia="Calibri"/>
+          <w:b/>
+          <w:i w:val="0"/>
+          <w:color w:val="141820"/>
+          <w:sz w:val="19"/>
+        </w:rPr>
       </w:r>
       <w:r>
         <w:rPr>
           <w:rFonts w:ascii="Calibri" w:hAnsi="Calibri"/>
           <w:b/>
           <w:i w:val="0"/>
-          <w:sz w:val="18"/>
-        </w:rPr>
-        <w:t>MCP/API runtime patterns</w:t>
+          <w:sz w:val="19"/>
+        </w:rPr>
+        <w:t>Skechers</w:t>
       </w:r>
       <w:r>
         <w:rPr>
           <w:rFonts w:ascii="Calibri" w:hAnsi="Calibri"/>
           <w:b w:val="0"/>
           <w:i w:val="0"/>
-          <w:sz w:val="18"/>
-        </w:rPr>
-        <w:t xml:space="preserve"> with </w:t>
+          <w:sz w:val="19"/>
+        </w:rPr>
+        <w:t xml:space="preserve"> | Software Engineer</w:t>
+        <w:tab/>
       </w:r>
       <w:r>
         <w:rPr>
           <w:rFonts w:ascii="Calibri" w:hAnsi="Calibri"/>
           <w:b/>
           <w:i w:val="0"/>
-          <w:sz w:val="18"/>
-        </w:rPr>
-        <w:t>tool catalog APIs</w:t>
+          <w:sz w:val="19"/>
+        </w:rPr>
+        <w:t>Oct 2020 - Mar 2023</w:t>
+      </w:r>
+    </w:p>
+    <w:p>
+      <w:pPr>
+        <w:pStyle w:val="ImpactLine"/>
+        <w:keepNext/>
+      </w:pPr>
+      <w:r>
+        <w:rPr>
+          <w:rFonts w:ascii="Calibri" w:hAnsi="Calibri"/>
+          <w:b/>
+          <w:sz w:val="17"/>
+        </w:rPr>
+        <w:t>Impact:</w:t>
       </w:r>
       <w:r>
         <w:rPr>
           <w:rFonts w:ascii="Calibri" w:hAnsi="Calibri"/>
           <w:b w:val="0"/>
-          <w:i w:val="0"/>
-          <w:sz w:val="18"/>
-        </w:rPr>
-        <w:t xml:space="preserve">, native/template tools, </w:t>
+          <w:sz w:val="17"/>
+        </w:rPr>
+        <w:t xml:space="preserve"> Delivered </w:t>
       </w:r>
       <w:r>
         <w:rPr>
           <w:rFonts w:ascii="Calibri" w:hAnsi="Calibri"/>
           <w:b/>
-          <w:i w:val="0"/>
-          <w:sz w:val="18"/>
-        </w:rPr>
-        <w:t>scoped document search</w:t>
+          <w:sz w:val="17"/>
+        </w:rPr>
+        <w:t>15+ Python APIs</w:t>
       </w:r>
       <w:r>
         <w:rPr>
           <w:rFonts w:ascii="Calibri" w:hAnsi="Calibri"/>
           <w:b w:val="0"/>
-          <w:i w:val="0"/>
-          <w:sz w:val="18"/>
-        </w:rPr>
-        <w:t xml:space="preserve">, execution logging, cache behavior, and </w:t>
+          <w:sz w:val="17"/>
+        </w:rPr>
+        <w:t xml:space="preserve"> and event-driven services, maintained </w:t>
       </w:r>
       <w:r>
         <w:rPr>
           <w:rFonts w:ascii="Calibri" w:hAnsi="Calibri"/>
           <w:b/>
-          <w:i w:val="0"/>
-          <w:sz w:val="18"/>
-        </w:rPr>
-        <w:t>access-aware tool selection</w:t>
+          <w:sz w:val="17"/>
+        </w:rPr>
+        <w:t>99.9% uptime</w:t>
       </w:r>
       <w:r>
         <w:rPr>
           <w:rFonts w:ascii="Calibri" w:hAnsi="Calibri"/>
           <w:b w:val="0"/>
-          <w:i w:val="0"/>
-          <w:sz w:val="18"/>
+          <w:sz w:val="17"/>
+        </w:rPr>
+        <w:t xml:space="preserve">, reduced costs by </w:t>
+      </w:r>
+      <w:r>
+        <w:rPr>
+          <w:rFonts w:ascii="Calibri" w:hAnsi="Calibri"/>
+          <w:b/>
+          <w:sz w:val="17"/>
+        </w:rPr>
+        <w:t>22%</w:t>
+      </w:r>
+      <w:r>
+        <w:rPr>
+          <w:rFonts w:ascii="Calibri" w:hAnsi="Calibri"/>
+          <w:b w:val="0"/>
+          <w:sz w:val="17"/>
+        </w:rPr>
+        <w:t xml:space="preserve">, migrated </w:t>
+      </w:r>
+      <w:r>
+        <w:rPr>
+          <w:rFonts w:ascii="Calibri" w:hAnsi="Calibri"/>
+          <w:b/>
+          <w:sz w:val="17"/>
+        </w:rPr>
+        <w:t>35M+ records</w:t>
+      </w:r>
+      <w:r>
+        <w:rPr>
+          <w:rFonts w:ascii="Calibri" w:hAnsi="Calibri"/>
+          <w:b w:val="0"/>
+          <w:sz w:val="17"/>
+        </w:rPr>
+        <w:t xml:space="preserve">, and cut incident resolution time by </w:t>
+      </w:r>
+      <w:r>
+        <w:rPr>
+          <w:rFonts w:ascii="Calibri" w:hAnsi="Calibri"/>
+          <w:b/>
+          <w:sz w:val="17"/>
+        </w:rPr>
+        <w:t>40%</w:t>
+      </w:r>
+      <w:r>
+        <w:rPr>
+          <w:rFonts w:ascii="Calibri" w:hAnsi="Calibri"/>
+          <w:b w:val="0"/>
+          <w:sz w:val="17"/>
         </w:rPr>
         <w:t>.</w:t>
       </w:r>
@@ -1027,204 +1063,71 @@
         <w:rPr>
           <w:rFonts w:ascii="Calibri" w:hAnsi="Calibri"/>
           <w:b w:val="0"/>
-          <w:i w:val="0"/>
           <w:sz w:val="18"/>
         </w:rPr>
-        <w:t xml:space="preserve">Combined </w:t>
+        <w:t xml:space="preserve">Developed </w:t>
       </w:r>
       <w:r>
         <w:rPr>
           <w:rFonts w:ascii="Calibri" w:hAnsi="Calibri"/>
           <w:b/>
-          <w:i w:val="0"/>
           <w:sz w:val="18"/>
         </w:rPr>
-        <w:t>source-ledger, citation, guardrail, caching, and semantic caching patterns</w:t>
+        <w:t>15+ Python/Pydantic REST APIs</w:t>
       </w:r>
       <w:r>
         <w:rPr>
           <w:rFonts w:ascii="Calibri" w:hAnsi="Calibri"/>
           <w:b w:val="0"/>
-          <w:i w:val="0"/>
           <w:sz w:val="18"/>
         </w:rPr>
-        <w:t xml:space="preserve"> to keep AI outputs grounded and traceable.</w:t>
-      </w:r>
-    </w:p>
-    <w:p>
-      <w:pPr>
-        <w:pStyle w:val="ResumeSection"/>
-        <w:pBdr>
-          <w:bottom w:val="single" w:sz="6" w:space="1" w:color="000000"/>
-        </w:pBdr>
-        <w:keepNext/>
-      </w:pPr>
-      <w:r>
-        <w:rPr>
-          <w:rFonts w:ascii="Calibri" w:hAnsi="Calibri" w:eastAsia="Calibri"/>
-          <w:b/>
-          <w:i w:val="0"/>
-          <w:color w:val="000000"/>
-          <w:sz w:val="20"/>
-        </w:rPr>
-        <w:t>PROFESSIONAL EXPERIENCE</w:t>
-      </w:r>
-    </w:p>
-    <w:p>
-      <w:pPr>
-        <w:pStyle w:val="RoleLine"/>
-        <w:tabs>
-          <w:tab w:pos="10080" w:val="right"/>
-        </w:tabs>
-        <w:keepNext/>
-      </w:pPr>
-      <w:r>
-        <w:rPr>
-          <w:rFonts w:ascii="Calibri" w:hAnsi="Calibri" w:eastAsia="Calibri"/>
-          <w:b/>
-          <w:i w:val="0"/>
-          <w:color w:val="141820"/>
-          <w:sz w:val="19"/>
-        </w:rPr>
-        <w:t>American Express</w:t>
-      </w:r>
-      <w:r>
-        <w:rPr>
-          <w:rFonts w:ascii="Calibri" w:hAnsi="Calibri" w:eastAsia="Calibri"/>
-          <w:b w:val="0"/>
-          <w:i w:val="0"/>
-          <w:color w:val="141820"/>
-          <w:sz w:val="19"/>
-        </w:rPr>
-        <w:t xml:space="preserve"> | Senior Software Engineer</w:t>
-      </w:r>
-      <w:r>
-        <w:rPr>
-          <w:sz w:val="19"/>
-        </w:rPr>
-        <w:tab/>
-      </w:r>
-      <w:r>
-        <w:rPr>
-          <w:rFonts w:ascii="Calibri" w:hAnsi="Calibri" w:eastAsia="Calibri"/>
-          <w:b/>
-          <w:i w:val="0"/>
-          <w:color w:val="141820"/>
-          <w:sz w:val="19"/>
-        </w:rPr>
-        <w:t>Apr 2023 - Present</w:t>
-      </w:r>
-    </w:p>
-    <w:p>
-      <w:pPr>
-        <w:pStyle w:val="ImpactLine"/>
-        <w:keepNext/>
-      </w:pPr>
+        <w:t xml:space="preserve"> on microservices-style, event-driven </w:t>
+      </w:r>
       <w:r>
         <w:rPr>
           <w:rFonts w:ascii="Calibri" w:hAnsi="Calibri"/>
           <w:b/>
-          <w:i/>
-          <w:sz w:val="17"/>
-        </w:rPr>
-        <w:t xml:space="preserve">Impact: </w:t>
+          <w:sz w:val="18"/>
+        </w:rPr>
+        <w:t>AWS Lambda/Step Functions</w:t>
       </w:r>
       <w:r>
         <w:rPr>
           <w:rFonts w:ascii="Calibri" w:hAnsi="Calibri"/>
           <w:b w:val="0"/>
-          <w:i/>
-          <w:sz w:val="17"/>
-        </w:rPr>
-        <w:t xml:space="preserve">Consolidated </w:t>
+          <w:sz w:val="18"/>
+        </w:rPr>
+        <w:t xml:space="preserve">, sustaining </w:t>
       </w:r>
       <w:r>
         <w:rPr>
           <w:rFonts w:ascii="Calibri" w:hAnsi="Calibri"/>
           <w:b/>
-          <w:i/>
-          <w:sz w:val="17"/>
-        </w:rPr>
-        <w:t>10M+ financial records</w:t>
+          <w:sz w:val="18"/>
+        </w:rPr>
+        <w:t>99.9% uptime</w:t>
       </w:r>
       <w:r>
         <w:rPr>
           <w:rFonts w:ascii="Calibri" w:hAnsi="Calibri"/>
           <w:b w:val="0"/>
-          <w:i/>
-          <w:sz w:val="17"/>
-        </w:rPr>
-        <w:t xml:space="preserve">, improved reporting efficiency by </w:t>
+          <w:sz w:val="18"/>
+        </w:rPr>
+        <w:t xml:space="preserve"> and cutting costs </w:t>
       </w:r>
       <w:r>
         <w:rPr>
           <w:rFonts w:ascii="Calibri" w:hAnsi="Calibri"/>
           <w:b/>
-          <w:i/>
-          <w:sz w:val="17"/>
-        </w:rPr>
-        <w:t>35%</w:t>
+          <w:sz w:val="18"/>
+        </w:rPr>
+        <w:t>22%</w:t>
       </w:r>
       <w:r>
         <w:rPr>
           <w:rFonts w:ascii="Calibri" w:hAnsi="Calibri"/>
           <w:b w:val="0"/>
-          <w:i/>
-          <w:sz w:val="17"/>
-        </w:rPr>
-        <w:t xml:space="preserve">, achieved </w:t>
-      </w:r>
-      <w:r>
-        <w:rPr>
-          <w:rFonts w:ascii="Calibri" w:hAnsi="Calibri"/>
-          <w:b/>
-          <w:i/>
-          <w:sz w:val="17"/>
-        </w:rPr>
-        <w:t>99% data accuracy</w:t>
-      </w:r>
-      <w:r>
-        <w:rPr>
-          <w:rFonts w:ascii="Calibri" w:hAnsi="Calibri"/>
-          <w:b w:val="0"/>
-          <w:i/>
-          <w:sz w:val="17"/>
-        </w:rPr>
-        <w:t xml:space="preserve">, reduced rerun/debug cycles by </w:t>
-      </w:r>
-      <w:r>
-        <w:rPr>
-          <w:rFonts w:ascii="Calibri" w:hAnsi="Calibri"/>
-          <w:b/>
-          <w:i/>
-          <w:sz w:val="17"/>
-        </w:rPr>
-        <w:t>3x</w:t>
-      </w:r>
-      <w:r>
-        <w:rPr>
-          <w:rFonts w:ascii="Calibri" w:hAnsi="Calibri"/>
-          <w:b w:val="0"/>
-          <w:i/>
-          <w:sz w:val="17"/>
-        </w:rPr>
-        <w:t xml:space="preserve">, and accelerated </w:t>
-      </w:r>
-      <w:r>
-        <w:rPr>
-          <w:rFonts w:ascii="Calibri" w:hAnsi="Calibri"/>
-          <w:b/>
-          <w:i/>
-          <w:sz w:val="17"/>
-        </w:rPr>
-        <w:t>AI copilot support</w:t>
-      </w:r>
-      <w:r>
-        <w:rPr>
-          <w:rFonts w:ascii="Calibri" w:hAnsi="Calibri"/>
-          <w:b w:val="0"/>
-          <w:i/>
-          <w:sz w:val="17"/>
+          <w:sz w:val="18"/>
         </w:rPr>
         <w:t>.</w:t>
       </w:r>
@@ -1242,82 +1145,57 @@
         <w:rPr>
           <w:rFonts w:ascii="Calibri" w:hAnsi="Calibri"/>
           <w:b w:val="0"/>
-          <w:i w:val="0"/>
           <w:sz w:val="18"/>
         </w:rPr>
-        <w:t xml:space="preserve">Engineered a </w:t>
+        <w:t xml:space="preserve">Migrated </w:t>
       </w:r>
       <w:r>
         <w:rPr>
           <w:rFonts w:ascii="Calibri" w:hAnsi="Calibri"/>
           <w:b/>
-          <w:i w:val="0"/>
           <w:sz w:val="18"/>
         </w:rPr>
-        <w:t>financial data platform</w:t>
+        <w:t>35M+ SFMC records</w:t>
       </w:r>
       <w:r>
         <w:rPr>
           <w:rFonts w:ascii="Calibri" w:hAnsi="Calibri"/>
           <w:b w:val="0"/>
-          <w:i w:val="0"/>
           <w:sz w:val="18"/>
         </w:rPr>
-        <w:t xml:space="preserve"> consolidating </w:t>
+        <w:t xml:space="preserve"> into </w:t>
       </w:r>
       <w:r>
         <w:rPr>
           <w:rFonts w:ascii="Calibri" w:hAnsi="Calibri"/>
           <w:b/>
-          <w:i w:val="0"/>
           <w:sz w:val="18"/>
         </w:rPr>
-        <w:t>10M+ records</w:t>
+        <w:t>MongoDB</w:t>
       </w:r>
       <w:r>
         <w:rPr>
           <w:rFonts w:ascii="Calibri" w:hAnsi="Calibri"/>
           <w:b w:val="0"/>
-          <w:i w:val="0"/>
           <w:sz w:val="18"/>
         </w:rPr>
-        <w:t xml:space="preserve"> into </w:t>
+        <w:t xml:space="preserve"> and improved query performance by </w:t>
       </w:r>
       <w:r>
         <w:rPr>
           <w:rFonts w:ascii="Calibri" w:hAnsi="Calibri"/>
           <w:b/>
-          <w:i w:val="0"/>
           <w:sz w:val="18"/>
         </w:rPr>
-        <w:t>MemSQL</w:t>
+        <w:t>50%</w:t>
       </w:r>
       <w:r>
         <w:rPr>
           <w:rFonts w:ascii="Calibri" w:hAnsi="Calibri"/>
           <w:b w:val="0"/>
-          <w:i w:val="0"/>
           <w:sz w:val="18"/>
         </w:rPr>
-        <w:t xml:space="preserve">, improving reporting efficiency by </w:t>
-      </w:r>
-      <w:r>
-        <w:rPr>
-          <w:rFonts w:ascii="Calibri" w:hAnsi="Calibri"/>
-          <w:b/>
-          <w:i w:val="0"/>
-          <w:sz w:val="18"/>
-        </w:rPr>
-        <w:t>35%</w:t>
-      </w:r>
-      <w:r>
-        <w:rPr>
-          <w:rFonts w:ascii="Calibri" w:hAnsi="Calibri"/>
-          <w:b w:val="0"/>
-          <w:i w:val="0"/>
-          <w:sz w:val="18"/>
-        </w:rPr>
-        <w:t>.</w:t>
+        <w:t xml:space="preserve"> through indexing, caching, and data-access optimization.</w:t>
       </w:r>
     </w:p>
     <w:p>
@@ -1333,61 +1211,54 @@
         <w:rPr>
           <w:rFonts w:ascii="Calibri" w:hAnsi="Calibri"/>
           <w:b w:val="0"/>
-          <w:i w:val="0"/>
           <w:sz w:val="18"/>
         </w:rPr>
-        <w:t xml:space="preserve">Designed </w:t>
+        <w:t xml:space="preserve">Integrated </w:t>
       </w:r>
       <w:r>
         <w:rPr>
           <w:rFonts w:ascii="Calibri" w:hAnsi="Calibri"/>
           <w:b/>
-          <w:i w:val="0"/>
           <w:sz w:val="18"/>
         </w:rPr>
-        <w:t>JSON-configurable Java/Spring</w:t>
+        <w:t>SessionM</w:t>
       </w:r>
       <w:r>
         <w:rPr>
           <w:rFonts w:ascii="Calibri" w:hAnsi="Calibri"/>
           <w:b w:val="0"/>
-          <w:i w:val="0"/>
           <w:sz w:val="18"/>
         </w:rPr>
-        <w:t xml:space="preserve"> and </w:t>
+        <w:t xml:space="preserve">, SFMC, MongoDB, and </w:t>
       </w:r>
       <w:r>
         <w:rPr>
           <w:rFonts w:ascii="Calibri" w:hAnsi="Calibri"/>
           <w:b/>
-          <w:i w:val="0"/>
           <w:sz w:val="18"/>
         </w:rPr>
-        <w:t>Apache Flink ingestion jobs</w:t>
+        <w:t>AWS serverless services</w:t>
       </w:r>
       <w:r>
         <w:rPr>
           <w:rFonts w:ascii="Calibri" w:hAnsi="Calibri"/>
           <w:b w:val="0"/>
-          <w:i w:val="0"/>
           <w:sz w:val="18"/>
         </w:rPr>
-        <w:t xml:space="preserve"> for high-volume transformation with </w:t>
+        <w:t xml:space="preserve"> for loyalty/marketing workflows and </w:t>
       </w:r>
       <w:r>
         <w:rPr>
           <w:rFonts w:ascii="Calibri" w:hAnsi="Calibri"/>
           <w:b/>
-          <w:i w:val="0"/>
           <w:sz w:val="18"/>
         </w:rPr>
-        <w:t>99% data accuracy</w:t>
+        <w:t>sub-500ms transactions</w:t>
       </w:r>
       <w:r>
         <w:rPr>
           <w:rFonts w:ascii="Calibri" w:hAnsi="Calibri"/>
           <w:b w:val="0"/>
-          <w:i w:val="0"/>
           <w:sz w:val="18"/>
         </w:rPr>
         <w:t>.</w:t>
@@ -1406,64 +1277,184 @@
         <w:rPr>
           <w:rFonts w:ascii="Calibri" w:hAnsi="Calibri"/>
           <w:b w:val="0"/>
+          <w:sz w:val="18"/>
+        </w:rPr>
+        <w:t xml:space="preserve">Applied </w:t>
+      </w:r>
+      <w:r>
+        <w:rPr>
+          <w:rFonts w:ascii="Calibri" w:hAnsi="Calibri"/>
+          <w:b/>
+          <w:sz w:val="18"/>
+        </w:rPr>
+        <w:t>event-driven API architecture</w:t>
+      </w:r>
+      <w:r>
+        <w:rPr>
+          <w:rFonts w:ascii="Calibri" w:hAnsi="Calibri"/>
+          <w:b w:val="0"/>
+          <w:sz w:val="18"/>
+        </w:rPr>
+        <w:t xml:space="preserve"> across Lambda, </w:t>
+      </w:r>
+      <w:r>
+        <w:rPr>
+          <w:rFonts w:ascii="Calibri" w:hAnsi="Calibri"/>
+          <w:b/>
+          <w:sz w:val="18"/>
+        </w:rPr>
+        <w:t>Step Functions</w:t>
+      </w:r>
+      <w:r>
+        <w:rPr>
+          <w:rFonts w:ascii="Calibri" w:hAnsi="Calibri"/>
+          <w:b w:val="0"/>
+          <w:sz w:val="18"/>
+        </w:rPr>
+        <w:t>, validation, orchestration, and data-access layers.</w:t>
+      </w:r>
+    </w:p>
+    <w:p>
+      <w:pPr>
+        <w:pStyle w:val="ResumeBullet"/>
+        <w:numPr>
+          <w:ilvl w:val="0"/>
+          <w:numId w:val="100"/>
+        </w:numPr>
+      </w:pPr>
+      <w:r>
+        <w:rPr>
+          <w:rFonts w:ascii="Calibri" w:hAnsi="Calibri"/>
+          <w:b w:val="0"/>
+          <w:sz w:val="18"/>
+        </w:rPr>
+        <w:t xml:space="preserve">Improved </w:t>
+      </w:r>
+      <w:r>
+        <w:rPr>
+          <w:rFonts w:ascii="Calibri" w:hAnsi="Calibri"/>
+          <w:b/>
+          <w:sz w:val="18"/>
+        </w:rPr>
+        <w:t>production resilience</w:t>
+      </w:r>
+      <w:r>
+        <w:rPr>
+          <w:rFonts w:ascii="Calibri" w:hAnsi="Calibri"/>
+          <w:b w:val="0"/>
+          <w:sz w:val="18"/>
+        </w:rPr>
+        <w:t xml:space="preserve"> with CloudWatch/Datadog alerts, </w:t>
+      </w:r>
+      <w:r>
+        <w:rPr>
+          <w:rFonts w:ascii="Calibri" w:hAnsi="Calibri"/>
+          <w:b/>
+          <w:sz w:val="18"/>
+        </w:rPr>
+        <w:t>API failure tracing</w:t>
+      </w:r>
+      <w:r>
+        <w:rPr>
+          <w:rFonts w:ascii="Calibri" w:hAnsi="Calibri"/>
+          <w:b w:val="0"/>
+          <w:sz w:val="18"/>
+        </w:rPr>
+        <w:t xml:space="preserve">, </w:t>
+      </w:r>
+      <w:r>
+        <w:rPr>
+          <w:rFonts w:ascii="Calibri" w:hAnsi="Calibri"/>
+          <w:b/>
+          <w:sz w:val="18"/>
+        </w:rPr>
+        <w:t>retry handling</w:t>
+      </w:r>
+      <w:r>
+        <w:rPr>
+          <w:rFonts w:ascii="Calibri" w:hAnsi="Calibri"/>
+          <w:b w:val="0"/>
+          <w:sz w:val="18"/>
+        </w:rPr>
+        <w:t>, and SLA-focused incident feedback.</w:t>
+      </w:r>
+    </w:p>
+    <w:p>
+      <w:pPr>
+        <w:pStyle w:val="RoleLine"/>
+        <w:tabs>
+          <w:tab w:pos="10080" w:val="right"/>
+        </w:tabs>
+        <w:keepNext/>
+      </w:pPr>
+      <w:r>
+        <w:rPr>
+          <w:rFonts w:ascii="Calibri" w:hAnsi="Calibri" w:eastAsia="Calibri"/>
+          <w:b/>
           <w:i w:val="0"/>
-          <w:sz w:val="18"/>
-        </w:rPr>
-        <w:t xml:space="preserve">Automated </w:t>
+          <w:color w:val="141820"/>
+          <w:sz w:val="19"/>
+        </w:rPr>
+      </w:r>
+      <w:r>
+        <w:rPr>
+          <w:rFonts w:ascii="Calibri" w:hAnsi="Calibri" w:eastAsia="Calibri"/>
+          <w:b w:val="0"/>
+          <w:i w:val="0"/>
+          <w:color w:val="141820"/>
+          <w:sz w:val="19"/>
+        </w:rPr>
+      </w:r>
+      <w:r>
+        <w:rPr>
+          <w:rFonts w:ascii="Calibri" w:hAnsi="Calibri" w:eastAsia="Calibri"/>
+          <w:b w:val="0"/>
+          <w:i w:val="0"/>
+          <w:color w:val="525866"/>
+          <w:sz w:val="19"/>
+        </w:rPr>
+      </w:r>
+      <w:r>
+        <w:rPr>
+          <w:sz w:val="19"/>
+        </w:rPr>
+      </w:r>
+      <w:r>
+        <w:rPr>
+          <w:rFonts w:ascii="Calibri" w:hAnsi="Calibri" w:eastAsia="Calibri"/>
+          <w:b/>
+          <w:i w:val="0"/>
+          <w:color w:val="141820"/>
+          <w:sz w:val="19"/>
+        </w:rPr>
       </w:r>
       <w:r>
         <w:rPr>
           <w:rFonts w:ascii="Calibri" w:hAnsi="Calibri"/>
           <w:b/>
           <w:i w:val="0"/>
-          <w:sz w:val="18"/>
-        </w:rPr>
-        <w:t>Airflow workflows</w:t>
+          <w:sz w:val="19"/>
+        </w:rPr>
+        <w:t>SOCH Inc.</w:t>
       </w:r>
       <w:r>
         <w:rPr>
           <w:rFonts w:ascii="Calibri" w:hAnsi="Calibri"/>
           <w:b w:val="0"/>
           <w:i w:val="0"/>
-          <w:sz w:val="18"/>
-        </w:rPr>
-        <w:t xml:space="preserve"> with modular operators, shell orchestration, and </w:t>
+          <w:sz w:val="19"/>
+        </w:rPr>
+        <w:t xml:space="preserve"> | Full-Stack Developer - Richmond, VA</w:t>
+        <w:tab/>
       </w:r>
       <w:r>
         <w:rPr>
           <w:rFonts w:ascii="Calibri" w:hAnsi="Calibri"/>
           <w:b/>
           <w:i w:val="0"/>
-          <w:sz w:val="18"/>
-        </w:rPr>
-        <w:t>data-quality checks</w:t>
-      </w:r>
-      <w:r>
-        <w:rPr>
-          <w:rFonts w:ascii="Calibri" w:hAnsi="Calibri"/>
-          <w:b w:val="0"/>
-          <w:i w:val="0"/>
-          <w:sz w:val="18"/>
-        </w:rPr>
-        <w:t xml:space="preserve">, reducing rerun/debug cycles by </w:t>
-      </w:r>
-      <w:r>
-        <w:rPr>
-          <w:rFonts w:ascii="Calibri" w:hAnsi="Calibri"/>
-          <w:b/>
-          <w:i w:val="0"/>
-          <w:sz w:val="18"/>
-        </w:rPr>
-        <w:t>3x</w:t>
-      </w:r>
-      <w:r>
-        <w:rPr>
-          <w:rFonts w:ascii="Calibri" w:hAnsi="Calibri"/>
-          <w:b w:val="0"/>
-          <w:i w:val="0"/>
-          <w:sz w:val="18"/>
-        </w:rPr>
-        <w:t>.</w:t>
+          <w:sz w:val="19"/>
+        </w:rPr>
+        <w:t>Jan 2020 - Sep 2020</w:t>
       </w:r>
     </w:p>
     <w:p>
@@ -1479,295 +1470,41 @@
         <w:rPr>
           <w:rFonts w:ascii="Calibri" w:hAnsi="Calibri"/>
           <w:b w:val="0"/>
-          <w:i w:val="0"/>
           <w:sz w:val="18"/>
         </w:rPr>
-        <w:t xml:space="preserve">Improved </w:t>
+        <w:t xml:space="preserve">Built a </w:t>
       </w:r>
       <w:r>
         <w:rPr>
           <w:rFonts w:ascii="Calibri" w:hAnsi="Calibri"/>
           <w:b/>
-          <w:i w:val="0"/>
           <w:sz w:val="18"/>
         </w:rPr>
-        <w:t>pipeline observability</w:t>
+        <w:t>Spring Boot</w:t>
       </w:r>
       <w:r>
         <w:rPr>
           <w:rFonts w:ascii="Calibri" w:hAnsi="Calibri"/>
           <w:b w:val="0"/>
-          <w:i w:val="0"/>
           <w:sz w:val="18"/>
         </w:rPr>
-        <w:t xml:space="preserve"> with validation, lineage, SLA, auditability, and operational controls across financial analytics workflows.</w:t>
-      </w:r>
-    </w:p>
-    <w:p>
-      <w:pPr>
-        <w:pStyle w:val="ResumeBullet"/>
-        <w:numPr>
-          <w:ilvl w:val="0"/>
-          <w:numId w:val="100"/>
-        </w:numPr>
-      </w:pPr>
+        <w:t xml:space="preserve"> ticketing system with </w:t>
+      </w:r>
+      <w:r>
+        <w:rPr>
+          <w:rFonts w:ascii="Calibri" w:hAnsi="Calibri"/>
+          <w:b/>
+          <w:sz w:val="18"/>
+        </w:rPr>
+        <w:t>REST microservices</w:t>
+      </w:r>
       <w:r>
         <w:rPr>
           <w:rFonts w:ascii="Calibri" w:hAnsi="Calibri"/>
           <w:b w:val="0"/>
-          <w:i w:val="0"/>
           <w:sz w:val="18"/>
         </w:rPr>
-        <w:t xml:space="preserve">Built </w:t>
-      </w:r>
-      <w:r>
-        <w:rPr>
-          <w:rFonts w:ascii="Calibri" w:hAnsi="Calibri"/>
-          <w:b/>
-          <w:i w:val="0"/>
-          <w:sz w:val="18"/>
-        </w:rPr>
-        <w:t>RAG copilots for pipeline automation</w:t>
-      </w:r>
-      <w:r>
-        <w:rPr>
-          <w:rFonts w:ascii="Calibri" w:hAnsi="Calibri"/>
-          <w:b w:val="0"/>
-          <w:i w:val="0"/>
-          <w:sz w:val="18"/>
-        </w:rPr>
-        <w:t xml:space="preserve"> over Airflow DAGs, run history, schema mappings, data-quality checks, and support context.</w:t>
-      </w:r>
-    </w:p>
-    <w:p>
-      <w:pPr>
-        <w:pStyle w:val="ResumeBullet"/>
-        <w:numPr>
-          <w:ilvl w:val="0"/>
-          <w:numId w:val="100"/>
-        </w:numPr>
-      </w:pPr>
-      <w:r>
-        <w:rPr>
-          <w:rFonts w:ascii="Calibri" w:hAnsi="Calibri"/>
-          <w:b w:val="0"/>
-          <w:i w:val="0"/>
-          <w:sz w:val="18"/>
-        </w:rPr>
-        <w:t xml:space="preserve">Used </w:t>
-      </w:r>
-      <w:r>
-        <w:rPr>
-          <w:rFonts w:ascii="Calibri" w:hAnsi="Calibri"/>
-          <w:b/>
-          <w:i w:val="0"/>
-          <w:sz w:val="18"/>
-        </w:rPr>
-        <w:t>GitHub Copilot and agent-assisted development</w:t>
-      </w:r>
-      <w:r>
-        <w:rPr>
-          <w:rFonts w:ascii="Calibri" w:hAnsi="Calibri"/>
-          <w:b w:val="0"/>
-          <w:i w:val="0"/>
-          <w:sz w:val="18"/>
-        </w:rPr>
-        <w:t xml:space="preserve"> to scaffold </w:t>
-      </w:r>
-      <w:r>
-        <w:rPr>
-          <w:rFonts w:ascii="Calibri" w:hAnsi="Calibri"/>
-          <w:b/>
-          <w:i w:val="0"/>
-          <w:sz w:val="18"/>
-        </w:rPr>
-        <w:t>Java/Spring, Airflow operators, tests, runbooks, and automation utilities</w:t>
-      </w:r>
-      <w:r>
-        <w:rPr>
-          <w:rFonts w:ascii="Calibri" w:hAnsi="Calibri"/>
-          <w:b w:val="0"/>
-          <w:i w:val="0"/>
-          <w:sz w:val="18"/>
-        </w:rPr>
-        <w:t>.</w:t>
-      </w:r>
-    </w:p>
-    <w:p>
-      <w:pPr>
-        <w:pStyle w:val="RoleLine"/>
-        <w:tabs>
-          <w:tab w:pos="10080" w:val="right"/>
-        </w:tabs>
-        <w:keepNext/>
-      </w:pPr>
-      <w:r>
-        <w:rPr>
-          <w:rFonts w:ascii="Calibri" w:hAnsi="Calibri" w:eastAsia="Calibri"/>
-          <w:b/>
-          <w:i w:val="0"/>
-          <w:color w:val="141820"/>
-          <w:sz w:val="19"/>
-        </w:rPr>
-        <w:t>Skechers</w:t>
-      </w:r>
-      <w:r>
-        <w:rPr>
-          <w:rFonts w:ascii="Calibri" w:hAnsi="Calibri" w:eastAsia="Calibri"/>
-          <w:b w:val="0"/>
-          <w:i w:val="0"/>
-          <w:color w:val="141820"/>
-          <w:sz w:val="19"/>
-        </w:rPr>
-        <w:t xml:space="preserve"> | Software Engineer</w:t>
-      </w:r>
-      <w:r>
-        <w:rPr>
-          <w:sz w:val="19"/>
-        </w:rPr>
-        <w:tab/>
-      </w:r>
-      <w:r>
-        <w:rPr>
-          <w:rFonts w:ascii="Calibri" w:hAnsi="Calibri" w:eastAsia="Calibri"/>
-          <w:b/>
-          <w:i w:val="0"/>
-          <w:color w:val="141820"/>
-          <w:sz w:val="19"/>
-        </w:rPr>
-        <w:t>Oct 2020 - Mar 2023</w:t>
-      </w:r>
-    </w:p>
-    <w:p>
-      <w:pPr>
-        <w:pStyle w:val="ImpactLine"/>
-        <w:keepNext/>
-      </w:pPr>
-      <w:r>
-        <w:rPr>
-          <w:rFonts w:ascii="Calibri" w:hAnsi="Calibri"/>
-          <w:b/>
-          <w:i/>
-          <w:sz w:val="17"/>
-        </w:rPr>
-        <w:t xml:space="preserve">Impact: </w:t>
-      </w:r>
-      <w:r>
-        <w:rPr>
-          <w:rFonts w:ascii="Calibri" w:hAnsi="Calibri"/>
-          <w:b w:val="0"/>
-          <w:i/>
-          <w:sz w:val="17"/>
-        </w:rPr>
-        <w:t xml:space="preserve">Delivered </w:t>
-      </w:r>
-      <w:r>
-        <w:rPr>
-          <w:rFonts w:ascii="Calibri" w:hAnsi="Calibri"/>
-          <w:b/>
-          <w:i/>
-          <w:sz w:val="17"/>
-        </w:rPr>
-        <w:t>15+ Python APIs</w:t>
-      </w:r>
-      <w:r>
-        <w:rPr>
-          <w:rFonts w:ascii="Calibri" w:hAnsi="Calibri"/>
-          <w:b w:val="0"/>
-          <w:i/>
-          <w:sz w:val="17"/>
-        </w:rPr>
-        <w:t xml:space="preserve"> and </w:t>
-      </w:r>
-      <w:r>
-        <w:rPr>
-          <w:rFonts w:ascii="Calibri" w:hAnsi="Calibri"/>
-          <w:b/>
-          <w:i/>
-          <w:sz w:val="17"/>
-        </w:rPr>
-        <w:t>event-driven services</w:t>
-      </w:r>
-      <w:r>
-        <w:rPr>
-          <w:rFonts w:ascii="Calibri" w:hAnsi="Calibri"/>
-          <w:b w:val="0"/>
-          <w:i/>
-          <w:sz w:val="17"/>
-        </w:rPr>
-        <w:t xml:space="preserve">, maintained </w:t>
-      </w:r>
-      <w:r>
-        <w:rPr>
-          <w:rFonts w:ascii="Calibri" w:hAnsi="Calibri"/>
-          <w:b/>
-          <w:i/>
-          <w:sz w:val="17"/>
-        </w:rPr>
-        <w:t>99.9% uptime</w:t>
-      </w:r>
-      <w:r>
-        <w:rPr>
-          <w:rFonts w:ascii="Calibri" w:hAnsi="Calibri"/>
-          <w:b w:val="0"/>
-          <w:i/>
-          <w:sz w:val="17"/>
-        </w:rPr>
-        <w:t xml:space="preserve">, reduced costs by </w:t>
-      </w:r>
-      <w:r>
-        <w:rPr>
-          <w:rFonts w:ascii="Calibri" w:hAnsi="Calibri"/>
-          <w:b/>
-          <w:i/>
-          <w:sz w:val="17"/>
-        </w:rPr>
-        <w:t>22%</w:t>
-      </w:r>
-      <w:r>
-        <w:rPr>
-          <w:rFonts w:ascii="Calibri" w:hAnsi="Calibri"/>
-          <w:b w:val="0"/>
-          <w:i/>
-          <w:sz w:val="17"/>
-        </w:rPr>
-        <w:t xml:space="preserve">, migrated </w:t>
-      </w:r>
-      <w:r>
-        <w:rPr>
-          <w:rFonts w:ascii="Calibri" w:hAnsi="Calibri"/>
-          <w:b/>
-          <w:i/>
-          <w:sz w:val="17"/>
-        </w:rPr>
-        <w:t>35M+ records</w:t>
-      </w:r>
-      <w:r>
-        <w:rPr>
-          <w:rFonts w:ascii="Calibri" w:hAnsi="Calibri"/>
-          <w:b w:val="0"/>
-          <w:i/>
-          <w:sz w:val="17"/>
-        </w:rPr>
-        <w:t xml:space="preserve">, and cut incident resolution time by </w:t>
-      </w:r>
-      <w:r>
-        <w:rPr>
-          <w:rFonts w:ascii="Calibri" w:hAnsi="Calibri"/>
-          <w:b/>
-          <w:i/>
-          <w:sz w:val="17"/>
-        </w:rPr>
-        <w:t>40%</w:t>
-      </w:r>
-      <w:r>
-        <w:rPr>
-          <w:rFonts w:ascii="Calibri" w:hAnsi="Calibri"/>
-          <w:b w:val="0"/>
-          <w:i/>
-          <w:sz w:val="17"/>
-        </w:rPr>
-        <w:t>.</w:t>
+        <w:t xml:space="preserve"> and full-stack workflow screens for government clients.</w:t>
       </w:r>
     </w:p>
     <w:p>
@@ -1783,82 +1520,25 @@
         <w:rPr>
           <w:rFonts w:ascii="Calibri" w:hAnsi="Calibri"/>
           <w:b w:val="0"/>
-          <w:i w:val="0"/>
           <w:sz w:val="18"/>
         </w:rPr>
-        <w:t xml:space="preserve">Developed </w:t>
+        <w:t xml:space="preserve">Used </w:t>
       </w:r>
       <w:r>
         <w:rPr>
           <w:rFonts w:ascii="Calibri" w:hAnsi="Calibri"/>
           <w:b/>
-          <w:i w:val="0"/>
           <w:sz w:val="18"/>
         </w:rPr>
-        <w:t>15+ Python/Pydantic REST APIs</w:t>
+        <w:t>Java ExecutorService/CompletableFuture</w:t>
       </w:r>
       <w:r>
         <w:rPr>
           <w:rFonts w:ascii="Calibri" w:hAnsi="Calibri"/>
           <w:b w:val="0"/>
-          <w:i w:val="0"/>
           <w:sz w:val="18"/>
         </w:rPr>
-        <w:t xml:space="preserve"> on </w:t>
-      </w:r>
-      <w:r>
-        <w:rPr>
-          <w:rFonts w:ascii="Calibri" w:hAnsi="Calibri"/>
-          <w:b/>
-          <w:i w:val="0"/>
-          <w:sz w:val="18"/>
-        </w:rPr>
-        <w:t>microservices-style, event-driven AWS Lambda/Step Functions</w:t>
-      </w:r>
-      <w:r>
-        <w:rPr>
-          <w:rFonts w:ascii="Calibri" w:hAnsi="Calibri"/>
-          <w:b w:val="0"/>
-          <w:i w:val="0"/>
-          <w:sz w:val="18"/>
-        </w:rPr>
-        <w:t xml:space="preserve">, sustaining </w:t>
-      </w:r>
-      <w:r>
-        <w:rPr>
-          <w:rFonts w:ascii="Calibri" w:hAnsi="Calibri"/>
-          <w:b/>
-          <w:i w:val="0"/>
-          <w:sz w:val="18"/>
-        </w:rPr>
-        <w:t>99.9% uptime</w:t>
-      </w:r>
-      <w:r>
-        <w:rPr>
-          <w:rFonts w:ascii="Calibri" w:hAnsi="Calibri"/>
-          <w:b w:val="0"/>
-          <w:i w:val="0"/>
-          <w:sz w:val="18"/>
-        </w:rPr>
-        <w:t xml:space="preserve"> and cutting costs </w:t>
-      </w:r>
-      <w:r>
-        <w:rPr>
-          <w:rFonts w:ascii="Calibri" w:hAnsi="Calibri"/>
-          <w:b/>
-          <w:i w:val="0"/>
-          <w:sz w:val="18"/>
-        </w:rPr>
-        <w:t>22%</w:t>
-      </w:r>
-      <w:r>
-        <w:rPr>
-          <w:rFonts w:ascii="Calibri" w:hAnsi="Calibri"/>
-          <w:b w:val="0"/>
-          <w:i w:val="0"/>
-          <w:sz w:val="18"/>
-        </w:rPr>
-        <w:t>.</w:t>
+        <w:t xml:space="preserve"> for async ticket updates, notifications, and background job handling.</w:t>
       </w:r>
     </w:p>
     <w:p>
@@ -1872,13 +1552,94 @@
       </w:pPr>
       <w:r>
         <w:rPr>
+          <w:rFonts w:ascii="Calibri" w:hAnsi="Calibri"/>
+          <w:b w:val="0"/>
+          <w:sz w:val="18"/>
+        </w:rPr>
+        <w:t xml:space="preserve">Managed </w:t>
+      </w:r>
+      <w:r>
+        <w:rPr>
+          <w:rFonts w:ascii="Calibri" w:hAnsi="Calibri"/>
+          <w:b/>
+          <w:sz w:val="18"/>
+        </w:rPr>
+        <w:t>concurrency</w:t>
+      </w:r>
+      <w:r>
+        <w:rPr>
+          <w:rFonts w:ascii="Calibri" w:hAnsi="Calibri"/>
+          <w:b w:val="0"/>
+          <w:sz w:val="18"/>
+        </w:rPr>
+        <w:t xml:space="preserve"> with synchronized services, </w:t>
+      </w:r>
+      <w:r>
+        <w:rPr>
+          <w:rFonts w:ascii="Calibri" w:hAnsi="Calibri"/>
+          <w:b/>
+          <w:sz w:val="18"/>
+        </w:rPr>
+        <w:t>thread-safe collections</w:t>
+      </w:r>
+      <w:r>
+        <w:rPr>
+          <w:rFonts w:ascii="Calibri" w:hAnsi="Calibri"/>
+          <w:b w:val="0"/>
+          <w:sz w:val="18"/>
+        </w:rPr>
+        <w:t>, timeouts, and Spring Boot exception handling.</w:t>
+      </w:r>
+    </w:p>
+    <w:p>
+      <w:pPr>
+        <w:pStyle w:val="ResumeSection"/>
+        <w:pBdr>
+          <w:bottom w:val="single" w:sz="6" w:space="1" w:color="000000"/>
+        </w:pBdr>
+        <w:keepNext/>
+      </w:pPr>
+      <w:r>
+        <w:rPr>
+          <w:rFonts w:ascii="Calibri" w:hAnsi="Calibri" w:eastAsia="Calibri"/>
+          <w:b/>
+          <w:i w:val="0"/>
+          <w:color w:val="000000"/>
+          <w:sz w:val="20"/>
+        </w:rPr>
+        <w:t>FOUNDER-LED TECHNICAL PROJECTS</w:t>
+      </w:r>
+    </w:p>
+    <w:p>
+      <w:pPr>
+        <w:pStyle w:val="RoleLine"/>
+        <w:tabs>
+          <w:tab w:pos="10080" w:val="right"/>
+        </w:tabs>
+        <w:keepNext/>
+      </w:pPr>
+      <w:r>
+        <w:rPr>
+          <w:rFonts w:ascii="Calibri" w:hAnsi="Calibri" w:eastAsia="Calibri"/>
+          <w:b/>
+          <w:i w:val="0"/>
+          <w:color w:val="141820"/>
+          <w:sz w:val="19"/>
+        </w:rPr>
+      </w:r>
+      <w:r>
+        <w:rPr>
           <w:rFonts w:ascii="Calibri" w:hAnsi="Calibri" w:eastAsia="Calibri"/>
           <w:b w:val="0"/>
           <w:i w:val="0"/>
           <w:color w:val="141820"/>
-          <w:sz w:val="18"/>
-        </w:rPr>
-        <w:t xml:space="preserve">Migrated </w:t>
+          <w:sz w:val="19"/>
+        </w:rPr>
+      </w:r>
+      <w:r>
+        <w:rPr>
+          <w:sz w:val="19"/>
+        </w:rPr>
       </w:r>
       <w:r>
         <w:rPr>
@@ -1886,59 +1647,123 @@
           <w:b/>
           <w:i w:val="0"/>
           <w:color w:val="141820"/>
-          <w:sz w:val="18"/>
-        </w:rPr>
-        <w:t>35M+ SFMC records</w:t>
-      </w:r>
-      <w:r>
-        <w:rPr>
-          <w:rFonts w:ascii="Calibri" w:hAnsi="Calibri" w:eastAsia="Calibri"/>
+          <w:sz w:val="19"/>
+        </w:rPr>
+      </w:r>
+      <w:r>
+        <w:rPr>
+          <w:rFonts w:ascii="Calibri" w:hAnsi="Calibri"/>
+          <w:b/>
+          <w:i w:val="0"/>
+          <w:sz w:val="19"/>
+        </w:rPr>
+        <w:t>OmInsights</w:t>
+      </w:r>
+      <w:r>
+        <w:rPr>
+          <w:rFonts w:ascii="Calibri" w:hAnsi="Calibri"/>
           <w:b w:val="0"/>
           <w:i w:val="0"/>
-          <w:color w:val="141820"/>
-          <w:sz w:val="18"/>
-        </w:rPr>
-        <w:t xml:space="preserve"> into </w:t>
-      </w:r>
-      <w:r>
-        <w:rPr>
-          <w:rFonts w:ascii="Calibri" w:hAnsi="Calibri" w:eastAsia="Calibri"/>
+          <w:sz w:val="19"/>
+        </w:rPr>
+        <w:t xml:space="preserve"> - </w:t>
+      </w:r>
+      <w:r>
+        <w:rPr>
+          <w:rFonts w:ascii="Calibri" w:hAnsi="Calibri"/>
           <w:b/>
           <w:i w:val="0"/>
-          <w:color w:val="141820"/>
-          <w:sz w:val="18"/>
-        </w:rPr>
-        <w:t>MongoDB</w:t>
-      </w:r>
-      <w:r>
-        <w:rPr>
-          <w:rFonts w:ascii="Calibri" w:hAnsi="Calibri" w:eastAsia="Calibri"/>
+          <w:sz w:val="19"/>
+        </w:rPr>
+        <w:t>Founder-Led AI Platform Build</w:t>
+      </w:r>
+      <w:r>
+        <w:rPr>
+          <w:rFonts w:ascii="Calibri" w:hAnsi="Calibri"/>
           <w:b w:val="0"/>
           <w:i w:val="0"/>
-          <w:color w:val="141820"/>
-          <w:sz w:val="18"/>
-        </w:rPr>
-        <w:t xml:space="preserve"> and improved query performance by </w:t>
-      </w:r>
-      <w:r>
-        <w:rPr>
-          <w:rFonts w:ascii="Calibri" w:hAnsi="Calibri" w:eastAsia="Calibri"/>
+          <w:sz w:val="19"/>
+        </w:rPr>
+        <w:tab/>
+      </w:r>
+      <w:r>
+        <w:rPr>
+          <w:rFonts w:ascii="Calibri" w:hAnsi="Calibri"/>
           <w:b/>
           <w:i w:val="0"/>
-          <w:color w:val="141820"/>
-          <w:sz w:val="18"/>
-        </w:rPr>
-        <w:t>50%</w:t>
-      </w:r>
-      <w:r>
-        <w:rPr>
-          <w:rFonts w:ascii="Calibri" w:hAnsi="Calibri" w:eastAsia="Calibri"/>
+          <w:sz w:val="19"/>
+        </w:rPr>
+        <w:t>Jan 2024 - Present</w:t>
+      </w:r>
+    </w:p>
+    <w:p>
+      <w:pPr>
+        <w:pStyle w:val="ImpactLine"/>
+        <w:keepNext/>
+      </w:pPr>
+      <w:r>
+        <w:rPr>
+          <w:rFonts w:ascii="Calibri" w:hAnsi="Calibri"/>
+          <w:b/>
+          <w:sz w:val="17"/>
+        </w:rPr>
+        <w:t>Impact:</w:t>
+      </w:r>
+      <w:r>
+        <w:rPr>
+          <w:rFonts w:ascii="Calibri" w:hAnsi="Calibri"/>
           <w:b w:val="0"/>
-          <w:i w:val="0"/>
-          <w:color w:val="141820"/>
-          <w:sz w:val="18"/>
-        </w:rPr>
-        <w:t xml:space="preserve"> through indexing, caching, and data-access optimization.</w:t>
+          <w:sz w:val="17"/>
+        </w:rPr>
+        <w:t xml:space="preserve"> Built a </w:t>
+      </w:r>
+      <w:r>
+        <w:rPr>
+          <w:rFonts w:ascii="Calibri" w:hAnsi="Calibri"/>
+          <w:b/>
+          <w:sz w:val="17"/>
+        </w:rPr>
+        <w:t>6-component AI platform</w:t>
+      </w:r>
+      <w:r>
+        <w:rPr>
+          <w:rFonts w:ascii="Calibri" w:hAnsi="Calibri"/>
+          <w:b w:val="0"/>
+          <w:sz w:val="17"/>
+        </w:rPr>
+        <w:t xml:space="preserve"> with </w:t>
+      </w:r>
+      <w:r>
+        <w:rPr>
+          <w:rFonts w:ascii="Calibri" w:hAnsi="Calibri"/>
+          <w:b/>
+          <w:sz w:val="17"/>
+        </w:rPr>
+        <w:t>tenant-scoped RAG</w:t>
+      </w:r>
+      <w:r>
+        <w:rPr>
+          <w:rFonts w:ascii="Calibri" w:hAnsi="Calibri"/>
+          <w:b w:val="0"/>
+          <w:sz w:val="17"/>
+        </w:rPr>
+        <w:t xml:space="preserve">, Context Engine orchestration, MCP tool execution, async file processing, and </w:t>
+      </w:r>
+      <w:r>
+        <w:rPr>
+          <w:rFonts w:ascii="Calibri" w:hAnsi="Calibri"/>
+          <w:b/>
+          <w:sz w:val="17"/>
+        </w:rPr>
+        <w:t>source-backed answers</w:t>
+      </w:r>
+      <w:r>
+        <w:rPr>
+          <w:rFonts w:ascii="Calibri" w:hAnsi="Calibri"/>
+          <w:b w:val="0"/>
+          <w:sz w:val="17"/>
+        </w:rPr>
+        <w:t xml:space="preserve"> over owned documents.</w:t>
       </w:r>
     </w:p>
     <w:p>
@@ -1954,46 +1779,73 @@
         <w:rPr>
           <w:rFonts w:ascii="Calibri" w:hAnsi="Calibri"/>
           <w:b w:val="0"/>
-          <w:i w:val="0"/>
           <w:sz w:val="18"/>
         </w:rPr>
-        <w:t xml:space="preserve">Integrated </w:t>
+        <w:t xml:space="preserve">Architected </w:t>
       </w:r>
       <w:r>
         <w:rPr>
           <w:rFonts w:ascii="Calibri" w:hAnsi="Calibri"/>
           <w:b/>
-          <w:i w:val="0"/>
           <w:sz w:val="18"/>
         </w:rPr>
-        <w:t>SessionM, SFMC, MongoDB, and AWS serverless services</w:t>
+        <w:t>Angular UI</w:t>
       </w:r>
       <w:r>
         <w:rPr>
           <w:rFonts w:ascii="Calibri" w:hAnsi="Calibri"/>
           <w:b w:val="0"/>
-          <w:i w:val="0"/>
           <w:sz w:val="18"/>
         </w:rPr>
-        <w:t xml:space="preserve"> for loyalty/marketing workflows and </w:t>
+        <w:t xml:space="preserve">, </w:t>
       </w:r>
       <w:r>
         <w:rPr>
           <w:rFonts w:ascii="Calibri" w:hAnsi="Calibri"/>
           <w:b/>
-          <w:i w:val="0"/>
           <w:sz w:val="18"/>
         </w:rPr>
-        <w:t>sub-500ms transactions</w:t>
+        <w:t>FastAPI Business Service</w:t>
       </w:r>
       <w:r>
         <w:rPr>
           <w:rFonts w:ascii="Calibri" w:hAnsi="Calibri"/>
           <w:b w:val="0"/>
-          <w:i w:val="0"/>
           <w:sz w:val="18"/>
         </w:rPr>
-        <w:t>.</w:t>
+        <w:t xml:space="preserve">, </w:t>
+      </w:r>
+      <w:r>
+        <w:rPr>
+          <w:rFonts w:ascii="Calibri" w:hAnsi="Calibri"/>
+          <w:b/>
+          <w:sz w:val="18"/>
+        </w:rPr>
+        <w:t>Context Engine</w:t>
+      </w:r>
+      <w:r>
+        <w:rPr>
+          <w:rFonts w:ascii="Calibri" w:hAnsi="Calibri"/>
+          <w:b w:val="0"/>
+          <w:sz w:val="18"/>
+        </w:rPr>
+        <w:t xml:space="preserve">, </w:t>
+      </w:r>
+      <w:r>
+        <w:rPr>
+          <w:rFonts w:ascii="Calibri" w:hAnsi="Calibri"/>
+          <w:b/>
+          <w:sz w:val="18"/>
+        </w:rPr>
+        <w:t>MCP Server</w:t>
+      </w:r>
+      <w:r>
+        <w:rPr>
+          <w:rFonts w:ascii="Calibri" w:hAnsi="Calibri"/>
+          <w:b w:val="0"/>
+          <w:sz w:val="18"/>
+        </w:rPr>
+        <w:t>, File Processing worker, and AWS-backed deployment paths with CI/CD and tenant-aware AWS operations.</w:t>
       </w:r>
     </w:p>
     <w:p>
@@ -2009,137 +1861,57 @@
         <w:rPr>
           <w:rFonts w:ascii="Calibri" w:hAnsi="Calibri"/>
           <w:b w:val="0"/>
-          <w:i w:val="0"/>
           <w:sz w:val="18"/>
         </w:rPr>
-        <w:t xml:space="preserve">Applied </w:t>
+        <w:t xml:space="preserve">Built </w:t>
       </w:r>
       <w:r>
         <w:rPr>
           <w:rFonts w:ascii="Calibri" w:hAnsi="Calibri"/>
           <w:b/>
-          <w:i w:val="0"/>
           <w:sz w:val="18"/>
         </w:rPr>
-        <w:t>event-driven API architecture</w:t>
+        <w:t>document intelligence pipelines</w:t>
       </w:r>
       <w:r>
         <w:rPr>
           <w:rFonts w:ascii="Calibri" w:hAnsi="Calibri"/>
           <w:b w:val="0"/>
-          <w:i w:val="0"/>
           <w:sz w:val="18"/>
         </w:rPr>
-        <w:t xml:space="preserve"> across Lambda, Step Functions, validation, orchestration, and data-access layers.</w:t>
-      </w:r>
-    </w:p>
-    <w:p>
-      <w:pPr>
-        <w:pStyle w:val="ResumeBullet"/>
-        <w:numPr>
-          <w:ilvl w:val="0"/>
-          <w:numId w:val="100"/>
-        </w:numPr>
-      </w:pPr>
+        <w:t xml:space="preserve"> for upload, parse, normalize, chunk, embed, persist, retrieve, and cite flows for </w:t>
+      </w:r>
+      <w:r>
+        <w:rPr>
+          <w:rFonts w:ascii="Calibri" w:hAnsi="Calibri"/>
+          <w:b/>
+          <w:sz w:val="18"/>
+        </w:rPr>
+        <w:t>grounded RAG responses</w:t>
+      </w:r>
       <w:r>
         <w:rPr>
           <w:rFonts w:ascii="Calibri" w:hAnsi="Calibri"/>
           <w:b w:val="0"/>
-          <w:i w:val="0"/>
           <w:sz w:val="18"/>
         </w:rPr>
-        <w:t xml:space="preserve">Improved </w:t>
+        <w:t xml:space="preserve"> with </w:t>
       </w:r>
       <w:r>
         <w:rPr>
           <w:rFonts w:ascii="Calibri" w:hAnsi="Calibri"/>
           <w:b/>
-          <w:i w:val="0"/>
           <w:sz w:val="18"/>
         </w:rPr>
-        <w:t>production resilience</w:t>
+        <w:t>source ledgers</w:t>
       </w:r>
       <w:r>
         <w:rPr>
           <w:rFonts w:ascii="Calibri" w:hAnsi="Calibri"/>
           <w:b w:val="0"/>
-          <w:i w:val="0"/>
           <w:sz w:val="18"/>
         </w:rPr>
-        <w:t xml:space="preserve"> with CloudWatch/Datadog alerts, API failure tracing, retry handling, and </w:t>
-      </w:r>
-      <w:r>
-        <w:rPr>
-          <w:rFonts w:ascii="Calibri" w:hAnsi="Calibri"/>
-          <w:b/>
-          <w:i w:val="0"/>
-          <w:sz w:val="18"/>
-        </w:rPr>
-        <w:t>SLA-focused incident feedback</w:t>
-      </w:r>
-      <w:r>
-        <w:rPr>
-          <w:rFonts w:ascii="Calibri" w:hAnsi="Calibri"/>
-          <w:b w:val="0"/>
-          <w:i w:val="0"/>
-          <w:sz w:val="18"/>
-        </w:rPr>
-        <w:t>.</w:t>
-      </w:r>
-    </w:p>
-    <w:p>
-      <w:pPr>
-        <w:pStyle w:val="RoleLine"/>
-        <w:tabs>
-          <w:tab w:pos="10080" w:val="right"/>
-        </w:tabs>
-        <w:keepNext/>
-      </w:pPr>
-      <w:r>
-        <w:rPr>
-          <w:rFonts w:ascii="Calibri" w:hAnsi="Calibri" w:eastAsia="Calibri"/>
-          <w:b/>
-          <w:i w:val="0"/>
-          <w:color w:val="141820"/>
-          <w:sz w:val="19"/>
-        </w:rPr>
-        <w:t>SOCH Inc.</w:t>
-      </w:r>
-      <w:r>
-        <w:rPr>
-          <w:rFonts w:ascii="Calibri" w:hAnsi="Calibri" w:eastAsia="Calibri"/>
-          <w:b w:val="0"/>
-          <w:i w:val="0"/>
-          <w:color w:val="141820"/>
-          <w:sz w:val="19"/>
-        </w:rPr>
-        <w:t xml:space="preserve"> | Full-Stack Developer</w:t>
-      </w:r>
-      <w:r>
-        <w:rPr>
-          <w:rFonts w:ascii="Calibri" w:hAnsi="Calibri" w:eastAsia="Calibri"/>
-          <w:b w:val="0"/>
-          <w:i w:val="0"/>
-          <w:color w:val="525866"/>
-          <w:sz w:val="19"/>
-        </w:rPr>
-        <w:t xml:space="preserve"> - Richmond, VA</w:t>
-      </w:r>
-      <w:r>
-        <w:rPr>
-          <w:sz w:val="19"/>
-        </w:rPr>
-        <w:tab/>
-      </w:r>
-      <w:r>
-        <w:rPr>
-          <w:rFonts w:ascii="Calibri" w:hAnsi="Calibri" w:eastAsia="Calibri"/>
-          <w:b/>
-          <w:i w:val="0"/>
-          <w:color w:val="141820"/>
-          <w:sz w:val="19"/>
-        </w:rPr>
-        <w:t>Jan 2020 - Sep 2020</w:t>
+        <w:t xml:space="preserve"> and retrieval quality controls.</w:t>
       </w:r>
     </w:p>
     <w:p>
@@ -2155,46 +1927,57 @@
         <w:rPr>
           <w:rFonts w:ascii="Calibri" w:hAnsi="Calibri"/>
           <w:b w:val="0"/>
-          <w:i w:val="0"/>
           <w:sz w:val="18"/>
         </w:rPr>
-        <w:t xml:space="preserve">Built a </w:t>
+        <w:t xml:space="preserve">Designed </w:t>
       </w:r>
       <w:r>
         <w:rPr>
           <w:rFonts w:ascii="Calibri" w:hAnsi="Calibri"/>
           <w:b/>
-          <w:i w:val="0"/>
           <w:sz w:val="18"/>
         </w:rPr>
-        <w:t>Spring Boot</w:t>
+        <w:t>Context Engine flows</w:t>
       </w:r>
       <w:r>
         <w:rPr>
           <w:rFonts w:ascii="Calibri" w:hAnsi="Calibri"/>
           <w:b w:val="0"/>
-          <w:i w:val="0"/>
           <w:sz w:val="18"/>
         </w:rPr>
-        <w:t xml:space="preserve"> ticketing system with </w:t>
+        <w:t xml:space="preserve"> for </w:t>
       </w:r>
       <w:r>
         <w:rPr>
           <w:rFonts w:ascii="Calibri" w:hAnsi="Calibri"/>
           <w:b/>
-          <w:i w:val="0"/>
           <w:sz w:val="18"/>
         </w:rPr>
-        <w:t>REST microservices</w:t>
+        <w:t>chat/session memory</w:t>
       </w:r>
       <w:r>
         <w:rPr>
           <w:rFonts w:ascii="Calibri" w:hAnsi="Calibri"/>
           <w:b w:val="0"/>
-          <w:i w:val="0"/>
           <w:sz w:val="18"/>
         </w:rPr>
-        <w:t xml:space="preserve"> and full-stack workflow screens for government clients.</w:t>
+        <w:t xml:space="preserve">, selected context, KB injection, prompt assembly, and </w:t>
+      </w:r>
+      <w:r>
+        <w:rPr>
+          <w:rFonts w:ascii="Calibri" w:hAnsi="Calibri"/>
+          <w:b/>
+          <w:sz w:val="18"/>
+        </w:rPr>
+        <w:t>LLM/context harness design</w:t>
+      </w:r>
+      <w:r>
+        <w:rPr>
+          <w:rFonts w:ascii="Calibri" w:hAnsi="Calibri"/>
+          <w:b w:val="0"/>
+          <w:sz w:val="18"/>
+        </w:rPr>
+        <w:t xml:space="preserve"> for multi-turn RAG orchestration and scoped answer grounding.</w:t>
       </w:r>
     </w:p>
     <w:p>
@@ -2210,124 +1993,57 @@
         <w:rPr>
           <w:rFonts w:ascii="Calibri" w:hAnsi="Calibri"/>
           <w:b w:val="0"/>
-          <w:i w:val="0"/>
           <w:sz w:val="18"/>
         </w:rPr>
+        <w:t xml:space="preserve">Implemented </w:t>
       </w:r>
       <w:r>
         <w:rPr>
           <w:rFonts w:ascii="Calibri" w:hAnsi="Calibri"/>
           <w:b/>
-          <w:i w:val="0"/>
           <w:sz w:val="18"/>
         </w:rPr>
+        <w:t>MCP/API runtime patterns</w:t>
       </w:r>
       <w:r>
         <w:rPr>
           <w:rFonts w:ascii="Calibri" w:hAnsi="Calibri"/>
           <w:b w:val="0"/>
-          <w:i w:val="0"/>
           <w:sz w:val="18"/>
         </w:rPr>
+        <w:t xml:space="preserve"> with </w:t>
       </w:r>
       <w:r>
         <w:rPr>
           <w:rFonts w:ascii="Calibri" w:hAnsi="Calibri"/>
           <w:b/>
-          <w:i w:val="0"/>
           <w:sz w:val="18"/>
         </w:rPr>
+        <w:t>tool catalog APIs</w:t>
       </w:r>
       <w:r>
         <w:rPr>
           <w:rFonts w:ascii="Calibri" w:hAnsi="Calibri"/>
           <w:b w:val="0"/>
-          <w:i w:val="0"/>
           <w:sz w:val="18"/>
         </w:rPr>
+        <w:t xml:space="preserve">, native/template tools, </w:t>
+      </w:r>
+      <w:r>
+        <w:rPr>
+          <w:rFonts w:ascii="Calibri" w:hAnsi="Calibri"/>
+          <w:b/>
+          <w:sz w:val="18"/>
+        </w:rPr>
+        <w:t>scoped document search</w:t>
       </w:r>
       <w:r>
         <w:rPr>
           <w:rFonts w:ascii="Calibri" w:hAnsi="Calibri"/>
           <w:b w:val="0"/>
-          <w:i w:val="0"/>
           <w:sz w:val="18"/>
         </w:rPr>
-      </w:r>
-      <w:r>
-        <w:rPr>
-          <w:rFonts w:ascii="Calibri" w:hAnsi="Calibri"/>
-          <w:b/>
-          <w:i w:val="0"/>
-          <w:sz w:val="18"/>
-        </w:rPr>
-      </w:r>
-      <w:r>
-        <w:rPr>
-          <w:rFonts w:ascii="Calibri" w:hAnsi="Calibri"/>
-          <w:b w:val="0"/>
-          <w:i w:val="0"/>
-          <w:sz w:val="18"/>
-        </w:rPr>
-      </w:r>
-      <w:r>
-        <w:rPr>
-          <w:rFonts w:ascii="Calibri" w:hAnsi="Calibri"/>
-          <w:b/>
-          <w:i w:val="0"/>
-          <w:sz w:val="18"/>
-        </w:rPr>
-      </w:r>
-      <w:r>
-        <w:rPr>
-          <w:rFonts w:ascii="Calibri" w:hAnsi="Calibri"/>
-          <w:b w:val="0"/>
-          <w:i w:val="0"/>
-          <w:sz w:val="18"/>
-        </w:rPr>
-      </w:r>
-      <w:r>
-        <w:rPr>
-          <w:rFonts w:ascii="Calibri" w:hAnsi="Calibri"/>
-          <w:b/>
-          <w:i w:val="0"/>
-          <w:sz w:val="18"/>
-        </w:rPr>
-      </w:r>
-      <w:r>
-        <w:rPr>
-          <w:rFonts w:ascii="Calibri" w:hAnsi="Calibri"/>
-          <w:b w:val="0"/>
-          <w:i w:val="0"/>
-          <w:sz w:val="18"/>
-        </w:rPr>
-      </w:r>
-      <w:r>
-        <w:rPr>
-          <w:rFonts w:ascii="Calibri" w:hAnsi="Calibri"/>
-          <w:b w:val="0"/>
-          <w:i w:val="0"/>
-          <w:sz w:val="18"/>
-        </w:rPr>
-        <w:t xml:space="preserve">Used </w:t>
-      </w:r>
-      <w:r>
-        <w:rPr>
-          <w:rFonts w:ascii="Calibri" w:hAnsi="Calibri"/>
-          <w:b/>
-          <w:i w:val="0"/>
-          <w:sz w:val="18"/>
-        </w:rPr>
-        <w:t>Java ExecutorService/CompletableFuture</w:t>
-      </w:r>
-      <w:r>
-        <w:rPr>
-          <w:rFonts w:ascii="Calibri" w:hAnsi="Calibri"/>
-          <w:b w:val="0"/>
-          <w:i w:val="0"/>
-          <w:sz w:val="18"/>
-        </w:rPr>
-        <w:t xml:space="preserve"> for async ticket updates, notifications, and background job handling.</w:t>
+        <w:t>, execution logging, cache behavior, and access-aware tool selection.</w:t>
       </w:r>
     </w:p>
     <w:p>
@@ -2343,142 +2059,57 @@
         <w:rPr>
           <w:rFonts w:ascii="Calibri" w:hAnsi="Calibri"/>
           <w:b w:val="0"/>
-          <w:i w:val="0"/>
           <w:sz w:val="18"/>
         </w:rPr>
+        <w:t xml:space="preserve">Combined </w:t>
       </w:r>
       <w:r>
         <w:rPr>
           <w:rFonts w:ascii="Calibri" w:hAnsi="Calibri"/>
           <w:b/>
-          <w:i w:val="0"/>
           <w:sz w:val="18"/>
         </w:rPr>
+        <w:t>source-ledger</w:t>
       </w:r>
       <w:r>
         <w:rPr>
           <w:rFonts w:ascii="Calibri" w:hAnsi="Calibri"/>
           <w:b w:val="0"/>
-          <w:i w:val="0"/>
           <w:sz w:val="18"/>
         </w:rPr>
+        <w:t xml:space="preserve">, </w:t>
       </w:r>
       <w:r>
         <w:rPr>
           <w:rFonts w:ascii="Calibri" w:hAnsi="Calibri"/>
           <w:b/>
-          <w:i w:val="0"/>
           <w:sz w:val="18"/>
         </w:rPr>
+        <w:t>citation</w:t>
       </w:r>
       <w:r>
         <w:rPr>
           <w:rFonts w:ascii="Calibri" w:hAnsi="Calibri"/>
           <w:b w:val="0"/>
-          <w:i w:val="0"/>
           <w:sz w:val="18"/>
         </w:rPr>
+        <w:t xml:space="preserve">, guardrail, caching, and </w:t>
+      </w:r>
+      <w:r>
+        <w:rPr>
+          <w:rFonts w:ascii="Calibri" w:hAnsi="Calibri"/>
+          <w:b/>
+          <w:sz w:val="18"/>
+        </w:rPr>
+        <w:t>semantic caching</w:t>
       </w:r>
       <w:r>
         <w:rPr>
           <w:rFonts w:ascii="Calibri" w:hAnsi="Calibri"/>
           <w:b w:val="0"/>
-          <w:i w:val="0"/>
           <w:sz w:val="18"/>
         </w:rPr>
-      </w:r>
-      <w:r>
-        <w:rPr>
-          <w:rFonts w:ascii="Calibri" w:hAnsi="Calibri"/>
-          <w:b/>
-          <w:i w:val="0"/>
-          <w:sz w:val="18"/>
-        </w:rPr>
-      </w:r>
-      <w:r>
-        <w:rPr>
-          <w:rFonts w:ascii="Calibri" w:hAnsi="Calibri"/>
-          <w:b w:val="0"/>
-          <w:i w:val="0"/>
-          <w:sz w:val="18"/>
-        </w:rPr>
-      </w:r>
-      <w:r>
-        <w:rPr>
-          <w:rFonts w:ascii="Calibri" w:hAnsi="Calibri"/>
-          <w:b/>
-          <w:i w:val="0"/>
-          <w:sz w:val="18"/>
-        </w:rPr>
-      </w:r>
-      <w:r>
-        <w:rPr>
-          <w:rFonts w:ascii="Calibri" w:hAnsi="Calibri"/>
-          <w:b w:val="0"/>
-          <w:i w:val="0"/>
-          <w:sz w:val="18"/>
-        </w:rPr>
-      </w:r>
-      <w:r>
-        <w:rPr>
-          <w:rFonts w:ascii="Calibri" w:hAnsi="Calibri"/>
-          <w:b/>
-          <w:i w:val="0"/>
-          <w:sz w:val="18"/>
-        </w:rPr>
-      </w:r>
-      <w:r>
-        <w:rPr>
-          <w:rFonts w:ascii="Calibri" w:hAnsi="Calibri"/>
-          <w:b w:val="0"/>
-          <w:i w:val="0"/>
-          <w:sz w:val="18"/>
-        </w:rPr>
-      </w:r>
-      <w:r>
-        <w:rPr>
-          <w:rFonts w:ascii="Calibri" w:hAnsi="Calibri"/>
-          <w:b w:val="0"/>
-          <w:i w:val="0"/>
-          <w:sz w:val="18"/>
-        </w:rPr>
-        <w:t xml:space="preserve">Managed </w:t>
-      </w:r>
-      <w:r>
-        <w:rPr>
-          <w:rFonts w:ascii="Calibri" w:hAnsi="Calibri"/>
-          <w:b/>
-          <w:i w:val="0"/>
-          <w:sz w:val="18"/>
-        </w:rPr>
-        <w:t>concurrency</w:t>
-      </w:r>
-      <w:r>
-        <w:rPr>
-          <w:rFonts w:ascii="Calibri" w:hAnsi="Calibri"/>
-          <w:b w:val="0"/>
-          <w:i w:val="0"/>
-          <w:sz w:val="18"/>
-        </w:rPr>
-        <w:t xml:space="preserve"> with synchronized services, </w:t>
-      </w:r>
-      <w:r>
-        <w:rPr>
-          <w:rFonts w:ascii="Calibri" w:hAnsi="Calibri"/>
-          <w:b/>
-          <w:i w:val="0"/>
-          <w:sz w:val="18"/>
-        </w:rPr>
-        <w:t>thread-safe collections</w:t>
-      </w:r>
-      <w:r>
-        <w:rPr>
-          <w:rFonts w:ascii="Calibri" w:hAnsi="Calibri"/>
-          <w:b w:val="0"/>
-          <w:i w:val="0"/>
-          <w:sz w:val="18"/>
-        </w:rPr>
-        <w:t>, timeouts, and Spring Boot exception handling.</w:t>
+        <w:t xml:space="preserve"> patterns to keep AI outputs grounded and traceable.</w:t>
       </w:r>
     </w:p>
     <w:p>
@@ -2506,145 +2137,11 @@
       </w:pPr>
       <w:r>
         <w:rPr>
-          <w:rFonts w:ascii="Calibri" w:hAnsi="Calibri" w:eastAsia="Calibri"/>
-          <w:b/>
-          <w:i w:val="0"/>
-          <w:color w:val="141820"/>
-          <w:sz w:val="17"/>
-        </w:rPr>
-      </w:r>
-      <w:r>
-        <w:rPr>
-          <w:rFonts w:ascii="Calibri" w:hAnsi="Calibri" w:eastAsia="Calibri"/>
-          <w:b/>
-          <w:i w:val="0"/>
-          <w:color w:val="141820"/>
-          <w:sz w:val="17"/>
-        </w:rPr>
-      </w:r>
-      <w:r>
-        <w:rPr>
-          <w:rFonts w:ascii="Calibri" w:hAnsi="Calibri" w:eastAsia="Calibri"/>
-          <w:b w:val="0"/>
-          <w:i w:val="0"/>
-          <w:color w:val="141820"/>
-          <w:sz w:val="17"/>
-        </w:rPr>
-      </w:r>
-      <w:r>
-        <w:rPr>
-          <w:rFonts w:ascii="Calibri" w:hAnsi="Calibri" w:eastAsia="Calibri"/>
-          <w:b/>
-          <w:i w:val="0"/>
-          <w:color w:val="141820"/>
-          <w:sz w:val="17"/>
-        </w:rPr>
-      </w:r>
-      <w:r>
-        <w:rPr>
-          <w:rFonts w:ascii="Calibri" w:hAnsi="Calibri" w:eastAsia="Calibri"/>
-          <w:b w:val="0"/>
-          <w:i w:val="0"/>
-          <w:color w:val="141820"/>
-          <w:sz w:val="17"/>
-        </w:rPr>
-      </w:r>
-      <w:r>
-        <w:rPr>
-          <w:rFonts w:ascii="Calibri" w:hAnsi="Calibri" w:eastAsia="Calibri"/>
-          <w:b/>
-          <w:i w:val="0"/>
-          <w:color w:val="141820"/>
-          <w:sz w:val="17"/>
-        </w:rPr>
-      </w:r>
-      <w:r>
-        <w:rPr>
-          <w:rFonts w:ascii="Calibri" w:hAnsi="Calibri" w:eastAsia="Calibri"/>
-          <w:b w:val="0"/>
-          <w:i w:val="0"/>
-          <w:color w:val="141820"/>
-          <w:sz w:val="17"/>
-        </w:rPr>
-      </w:r>
-      <w:r>
-        <w:rPr>
-          <w:rFonts w:ascii="Calibri" w:hAnsi="Calibri" w:eastAsia="Calibri"/>
-          <w:b/>
-          <w:i w:val="0"/>
-          <w:color w:val="141820"/>
-          <w:sz w:val="17"/>
-        </w:rPr>
-      </w:r>
-      <w:r>
-        <w:rPr>
-          <w:rFonts w:ascii="Calibri" w:hAnsi="Calibri" w:eastAsia="Calibri"/>
-          <w:b w:val="0"/>
-          <w:i w:val="0"/>
-          <w:color w:val="141820"/>
-          <w:sz w:val="17"/>
-        </w:rPr>
-      </w:r>
-      <w:r>
-        <w:rPr>
-          <w:rFonts w:ascii="Calibri" w:hAnsi="Calibri" w:eastAsia="Calibri"/>
-          <w:b/>
-          <w:i w:val="0"/>
-          <w:color w:val="141820"/>
-          <w:sz w:val="17"/>
-        </w:rPr>
-      </w:r>
-      <w:r>
-        <w:rPr>
-          <w:rFonts w:ascii="Calibri" w:hAnsi="Calibri" w:eastAsia="Calibri"/>
-          <w:b w:val="0"/>
-          <w:i w:val="0"/>
-          <w:color w:val="141820"/>
-          <w:sz w:val="17"/>
-        </w:rPr>
-      </w:r>
-      <w:r>
-        <w:rPr>
-          <w:rFonts w:ascii="Calibri" w:hAnsi="Calibri" w:eastAsia="Calibri"/>
-          <w:b/>
-          <w:i w:val="0"/>
-          <w:color w:val="141820"/>
-          <w:sz w:val="17"/>
-        </w:rPr>
-      </w:r>
-      <w:r>
-        <w:rPr>
-          <w:rFonts w:ascii="Calibri" w:hAnsi="Calibri" w:eastAsia="Calibri"/>
-          <w:b w:val="0"/>
-          <w:i w:val="0"/>
-          <w:color w:val="141820"/>
-          <w:sz w:val="17"/>
-        </w:rPr>
-      </w:r>
-      <w:r>
-        <w:rPr>
-          <w:rFonts w:ascii="Calibri" w:hAnsi="Calibri" w:eastAsia="Calibri"/>
-          <w:b/>
-          <w:i w:val="0"/>
-          <w:color w:val="141820"/>
-          <w:sz w:val="17"/>
-        </w:rPr>
-      </w:r>
-      <w:r>
-        <w:rPr>
-          <w:rFonts w:ascii="Calibri" w:hAnsi="Calibri" w:eastAsia="Calibri"/>
-          <w:b w:val="0"/>
-          <w:i w:val="0"/>
-          <w:color w:val="141820"/>
-          <w:sz w:val="17"/>
-        </w:rPr>
-      </w:r>
-      <w:r>
-        <w:rPr>
           <w:rFonts w:ascii="Calibri" w:hAnsi="Calibri"/>
           <w:b/>
           <w:sz w:val="17"/>
         </w:rPr>
+        <w:t>AI/LLM Systems:</w:t>
       </w:r>
       <w:r>
         <w:rPr>
@@ -2652,24 +2149,71 @@
           <w:b w:val="0"/>
           <w:sz w:val="17"/>
         </w:rPr>
+        <w:t xml:space="preserve"> </w:t>
       </w:r>
       <w:r>
         <w:rPr>
           <w:rFonts w:ascii="Calibri" w:hAnsi="Calibri"/>
           <w:b/>
-          <w:i w:val="0"/>
           <w:sz w:val="17"/>
         </w:rPr>
-        <w:t>AI/LLM Systems:</w:t>
+        <w:t>RAG</w:t>
       </w:r>
       <w:r>
         <w:rPr>
           <w:rFonts w:ascii="Calibri" w:hAnsi="Calibri"/>
           <w:b w:val="0"/>
-          <w:i w:val="0"/>
           <w:sz w:val="17"/>
         </w:rPr>
-        <w:t xml:space="preserve"> RAG, embeddings, vector search, LangChain, MCP/FastMCP, OpenAI, Amazon Bedrock, prompt engineering, LLMOps, semantic caching, context orchestration</w:t>
+        <w:t xml:space="preserve">, embeddings, </w:t>
+      </w:r>
+      <w:r>
+        <w:rPr>
+          <w:rFonts w:ascii="Calibri" w:hAnsi="Calibri"/>
+          <w:b/>
+          <w:sz w:val="17"/>
+        </w:rPr>
+        <w:t>vector search</w:t>
+      </w:r>
+      <w:r>
+        <w:rPr>
+          <w:rFonts w:ascii="Calibri" w:hAnsi="Calibri"/>
+          <w:b w:val="0"/>
+          <w:sz w:val="17"/>
+        </w:rPr>
+        <w:t xml:space="preserve">, LangChain, </w:t>
+      </w:r>
+      <w:r>
+        <w:rPr>
+          <w:rFonts w:ascii="Calibri" w:hAnsi="Calibri"/>
+          <w:b/>
+          <w:sz w:val="17"/>
+        </w:rPr>
+        <w:t>MCP/FastMCP</w:t>
+      </w:r>
+      <w:r>
+        <w:rPr>
+          <w:rFonts w:ascii="Calibri" w:hAnsi="Calibri"/>
+          <w:b w:val="0"/>
+          <w:sz w:val="17"/>
+        </w:rPr>
+        <w:t xml:space="preserve">, OpenAI, </w:t>
+      </w:r>
+      <w:r>
+        <w:rPr>
+          <w:rFonts w:ascii="Calibri" w:hAnsi="Calibri"/>
+          <w:b/>
+          <w:sz w:val="17"/>
+        </w:rPr>
+        <w:t>Amazon Bedrock</w:t>
+      </w:r>
+      <w:r>
+        <w:rPr>
+          <w:rFonts w:ascii="Calibri" w:hAnsi="Calibri"/>
+          <w:b w:val="0"/>
+          <w:sz w:val="17"/>
+        </w:rPr>
+        <w:t>, prompt engineering, LLMOps, semantic caching, context orchestration</w:t>
       </w:r>
     </w:p>
     <w:p>
@@ -2678,73 +2222,11 @@
       </w:pPr>
       <w:r>
         <w:rPr>
-          <w:rFonts w:ascii="Calibri" w:hAnsi="Calibri" w:eastAsia="Calibri"/>
-          <w:b/>
-          <w:i w:val="0"/>
-          <w:color w:val="141820"/>
-          <w:sz w:val="17"/>
-        </w:rPr>
-      </w:r>
-      <w:r>
-        <w:rPr>
-          <w:rFonts w:ascii="Calibri" w:hAnsi="Calibri" w:eastAsia="Calibri"/>
-          <w:b/>
-          <w:i w:val="0"/>
-          <w:color w:val="141820"/>
-          <w:sz w:val="17"/>
-        </w:rPr>
-      </w:r>
-      <w:r>
-        <w:rPr>
-          <w:rFonts w:ascii="Calibri" w:hAnsi="Calibri" w:eastAsia="Calibri"/>
-          <w:b w:val="0"/>
-          <w:i w:val="0"/>
-          <w:color w:val="141820"/>
-          <w:sz w:val="17"/>
-        </w:rPr>
-      </w:r>
-      <w:r>
-        <w:rPr>
-          <w:rFonts w:ascii="Calibri" w:hAnsi="Calibri" w:eastAsia="Calibri"/>
-          <w:b/>
-          <w:i w:val="0"/>
-          <w:color w:val="141820"/>
-          <w:sz w:val="17"/>
-        </w:rPr>
-      </w:r>
-      <w:r>
-        <w:rPr>
-          <w:rFonts w:ascii="Calibri" w:hAnsi="Calibri" w:eastAsia="Calibri"/>
-          <w:b w:val="0"/>
-          <w:i w:val="0"/>
-          <w:color w:val="141820"/>
-          <w:sz w:val="17"/>
-        </w:rPr>
-      </w:r>
-      <w:r>
-        <w:rPr>
-          <w:rFonts w:ascii="Calibri" w:hAnsi="Calibri" w:eastAsia="Calibri"/>
-          <w:b/>
-          <w:i w:val="0"/>
-          <w:color w:val="141820"/>
-          <w:sz w:val="17"/>
-        </w:rPr>
-      </w:r>
-      <w:r>
-        <w:rPr>
-          <w:rFonts w:ascii="Calibri" w:hAnsi="Calibri" w:eastAsia="Calibri"/>
-          <w:b w:val="0"/>
-          <w:i w:val="0"/>
-          <w:color w:val="141820"/>
-          <w:sz w:val="17"/>
-        </w:rPr>
-      </w:r>
-      <w:r>
-        <w:rPr>
           <w:rFonts w:ascii="Calibri" w:hAnsi="Calibri"/>
           <w:b/>
           <w:sz w:val="17"/>
         </w:rPr>
+        <w:t>Backend:</w:t>
       </w:r>
       <w:r>
         <w:rPr>
@@ -2752,24 +2234,87 @@
           <w:b w:val="0"/>
           <w:sz w:val="17"/>
         </w:rPr>
+        <w:t xml:space="preserve"> </w:t>
       </w:r>
       <w:r>
         <w:rPr>
           <w:rFonts w:ascii="Calibri" w:hAnsi="Calibri"/>
           <w:b/>
-          <w:i w:val="0"/>
           <w:sz w:val="17"/>
         </w:rPr>
-        <w:t>Backend:</w:t>
+        <w:t>Python</w:t>
       </w:r>
       <w:r>
         <w:rPr>
           <w:rFonts w:ascii="Calibri" w:hAnsi="Calibri"/>
           <w:b w:val="0"/>
-          <w:i w:val="0"/>
           <w:sz w:val="17"/>
         </w:rPr>
-        <w:t xml:space="preserve"> Python, FastAPI, Pydantic, Java 17, Spring Boot, REST APIs, JWT, microservices, Java concurrency, ExecutorService, CompletableFuture, TypeScript, Angular</w:t>
+        <w:t xml:space="preserve">, </w:t>
+      </w:r>
+      <w:r>
+        <w:rPr>
+          <w:rFonts w:ascii="Calibri" w:hAnsi="Calibri"/>
+          <w:b/>
+          <w:sz w:val="17"/>
+        </w:rPr>
+        <w:t>FastAPI</w:t>
+      </w:r>
+      <w:r>
+        <w:rPr>
+          <w:rFonts w:ascii="Calibri" w:hAnsi="Calibri"/>
+          <w:b w:val="0"/>
+          <w:sz w:val="17"/>
+        </w:rPr>
+        <w:t xml:space="preserve">, Pydantic, </w:t>
+      </w:r>
+      <w:r>
+        <w:rPr>
+          <w:rFonts w:ascii="Calibri" w:hAnsi="Calibri"/>
+          <w:b/>
+          <w:sz w:val="17"/>
+        </w:rPr>
+        <w:t>Java 17</w:t>
+      </w:r>
+      <w:r>
+        <w:rPr>
+          <w:rFonts w:ascii="Calibri" w:hAnsi="Calibri"/>
+          <w:b w:val="0"/>
+          <w:sz w:val="17"/>
+        </w:rPr>
+        <w:t xml:space="preserve">, </w:t>
+      </w:r>
+      <w:r>
+        <w:rPr>
+          <w:rFonts w:ascii="Calibri" w:hAnsi="Calibri"/>
+          <w:b/>
+          <w:sz w:val="17"/>
+        </w:rPr>
+        <w:t>Spring Boot</w:t>
+      </w:r>
+      <w:r>
+        <w:rPr>
+          <w:rFonts w:ascii="Calibri" w:hAnsi="Calibri"/>
+          <w:b w:val="0"/>
+          <w:sz w:val="17"/>
+        </w:rPr>
+        <w:t xml:space="preserve">, </w:t>
+      </w:r>
+      <w:r>
+        <w:rPr>
+          <w:rFonts w:ascii="Calibri" w:hAnsi="Calibri"/>
+          <w:b/>
+          <w:sz w:val="17"/>
+        </w:rPr>
+        <w:t>REST APIs</w:t>
+      </w:r>
+      <w:r>
+        <w:rPr>
+          <w:rFonts w:ascii="Calibri" w:hAnsi="Calibri"/>
+          <w:b w:val="0"/>
+          <w:sz w:val="17"/>
+        </w:rPr>
+        <w:t>, JWT, microservices, Java concurrency, ExecutorService, CompletableFuture, TypeScript, Angular</w:t>
       </w:r>
     </w:p>
     <w:p>
@@ -2778,100 +2323,11 @@
       </w:pPr>
       <w:r>
         <w:rPr>
-          <w:rFonts w:ascii="Calibri" w:hAnsi="Calibri" w:eastAsia="Calibri"/>
-          <w:b/>
-          <w:i w:val="0"/>
-          <w:color w:val="141820"/>
-          <w:sz w:val="17"/>
-        </w:rPr>
-      </w:r>
-      <w:r>
-        <w:rPr>
-          <w:rFonts w:ascii="Calibri" w:hAnsi="Calibri" w:eastAsia="Calibri"/>
-          <w:b/>
-          <w:i w:val="0"/>
-          <w:color w:val="141820"/>
-          <w:sz w:val="17"/>
-        </w:rPr>
-      </w:r>
-      <w:r>
-        <w:rPr>
-          <w:rFonts w:ascii="Calibri" w:hAnsi="Calibri" w:eastAsia="Calibri"/>
-          <w:b w:val="0"/>
-          <w:i w:val="0"/>
-          <w:color w:val="141820"/>
-          <w:sz w:val="17"/>
-        </w:rPr>
-      </w:r>
-      <w:r>
-        <w:rPr>
-          <w:rFonts w:ascii="Calibri" w:hAnsi="Calibri" w:eastAsia="Calibri"/>
-          <w:b/>
-          <w:i w:val="0"/>
-          <w:color w:val="141820"/>
-          <w:sz w:val="17"/>
-        </w:rPr>
-      </w:r>
-      <w:r>
-        <w:rPr>
-          <w:rFonts w:ascii="Calibri" w:hAnsi="Calibri" w:eastAsia="Calibri"/>
-          <w:b w:val="0"/>
-          <w:i w:val="0"/>
-          <w:color w:val="141820"/>
-          <w:sz w:val="17"/>
-        </w:rPr>
-      </w:r>
-      <w:r>
-        <w:rPr>
-          <w:rFonts w:ascii="Calibri" w:hAnsi="Calibri" w:eastAsia="Calibri"/>
-          <w:b/>
-          <w:i w:val="0"/>
-          <w:color w:val="141820"/>
-          <w:sz w:val="17"/>
-        </w:rPr>
-      </w:r>
-      <w:r>
-        <w:rPr>
-          <w:rFonts w:ascii="Calibri" w:hAnsi="Calibri" w:eastAsia="Calibri"/>
-          <w:b w:val="0"/>
-          <w:i w:val="0"/>
-          <w:color w:val="141820"/>
-          <w:sz w:val="17"/>
-        </w:rPr>
-      </w:r>
-      <w:r>
-        <w:rPr>
-          <w:rFonts w:ascii="Calibri" w:hAnsi="Calibri" w:eastAsia="Calibri"/>
-          <w:b/>
-          <w:i w:val="0"/>
-          <w:color w:val="141820"/>
-          <w:sz w:val="17"/>
-        </w:rPr>
-      </w:r>
-      <w:r>
-        <w:rPr>
-          <w:rFonts w:ascii="Calibri" w:hAnsi="Calibri" w:eastAsia="Calibri"/>
-          <w:b w:val="0"/>
-          <w:i w:val="0"/>
-          <w:color w:val="141820"/>
-          <w:sz w:val="17"/>
-        </w:rPr>
-      </w:r>
-      <w:r>
-        <w:rPr>
-          <w:rFonts w:ascii="Calibri" w:hAnsi="Calibri" w:eastAsia="Calibri"/>
-          <w:b/>
-          <w:i w:val="0"/>
-          <w:color w:val="141820"/>
-          <w:sz w:val="17"/>
-        </w:rPr>
-      </w:r>
-      <w:r>
-        <w:rPr>
           <w:rFonts w:ascii="Calibri" w:hAnsi="Calibri"/>
           <w:b/>
           <w:sz w:val="17"/>
         </w:rPr>
+        <w:t>Cloud &amp; Data:</w:t>
       </w:r>
       <w:r>
         <w:rPr>
@@ -2879,24 +2335,63 @@
           <w:b w:val="0"/>
           <w:sz w:val="17"/>
         </w:rPr>
+        <w:t xml:space="preserve"> </w:t>
       </w:r>
       <w:r>
         <w:rPr>
           <w:rFonts w:ascii="Calibri" w:hAnsi="Calibri"/>
           <w:b/>
-          <w:i w:val="0"/>
           <w:sz w:val="17"/>
         </w:rPr>
-        <w:t>Cloud &amp; Data:</w:t>
+        <w:t>AWS Lambda</w:t>
       </w:r>
       <w:r>
         <w:rPr>
           <w:rFonts w:ascii="Calibri" w:hAnsi="Calibri"/>
           <w:b w:val="0"/>
-          <w:i w:val="0"/>
           <w:sz w:val="17"/>
         </w:rPr>
-        <w:t xml:space="preserve"> AWS Lambda, ECS, S3, SQS, Step Functions, API Gateway, EventBridge, Docker, CI/CD, MongoDB, Redis, MemSQL, Kafka, Apache Flink, Airflow</w:t>
+        <w:t xml:space="preserve">, ECS, S3, SQS, </w:t>
+      </w:r>
+      <w:r>
+        <w:rPr>
+          <w:rFonts w:ascii="Calibri" w:hAnsi="Calibri"/>
+          <w:b/>
+          <w:sz w:val="17"/>
+        </w:rPr>
+        <w:t>Step Functions</w:t>
+      </w:r>
+      <w:r>
+        <w:rPr>
+          <w:rFonts w:ascii="Calibri" w:hAnsi="Calibri"/>
+          <w:b w:val="0"/>
+          <w:sz w:val="17"/>
+        </w:rPr>
+        <w:t xml:space="preserve">, API Gateway, EventBridge, Docker, CI/CD, MongoDB, Redis, MemSQL, Kafka, </w:t>
+      </w:r>
+      <w:r>
+        <w:rPr>
+          <w:rFonts w:ascii="Calibri" w:hAnsi="Calibri"/>
+          <w:b/>
+          <w:sz w:val="17"/>
+        </w:rPr>
+        <w:t>Apache Flink</w:t>
+      </w:r>
+      <w:r>
+        <w:rPr>
+          <w:rFonts w:ascii="Calibri" w:hAnsi="Calibri"/>
+          <w:b w:val="0"/>
+          <w:sz w:val="17"/>
+        </w:rPr>
+        <w:t xml:space="preserve">, </w:t>
+      </w:r>
+      <w:r>
+        <w:rPr>
+          <w:rFonts w:ascii="Calibri" w:hAnsi="Calibri"/>
+          <w:b/>
+          <w:sz w:val="17"/>
+        </w:rPr>
+        <w:t>Airflow</w:t>
       </w:r>
     </w:p>
     <w:p>
@@ -2905,90 +2400,48 @@
       </w:pPr>
       <w:r>
         <w:rPr>
-          <w:rFonts w:ascii="Calibri" w:hAnsi="Calibri" w:eastAsia="Calibri"/>
+          <w:rFonts w:ascii="Calibri" w:hAnsi="Calibri"/>
           <w:b/>
-          <w:i w:val="0"/>
-          <w:color w:val="141820"/>
           <w:sz w:val="17"/>
         </w:rPr>
-        <w:t xml:space="preserve">Retrieval &amp; Storage: </w:t>
-      </w:r>
-      <w:r>
-        <w:rPr>
-          <w:rFonts w:ascii="Calibri" w:hAnsi="Calibri" w:eastAsia="Calibri"/>
+        <w:t>Retrieval &amp; Storage:</w:t>
+      </w:r>
+      <w:r>
+        <w:rPr>
+          <w:rFonts w:ascii="Calibri" w:hAnsi="Calibri"/>
+          <w:b w:val="0"/>
+          <w:sz w:val="17"/>
+        </w:rPr>
+        <w:t xml:space="preserve"> </w:t>
+      </w:r>
+      <w:r>
+        <w:rPr>
+          <w:rFonts w:ascii="Calibri" w:hAnsi="Calibri"/>
           <w:b/>
-          <w:i w:val="0"/>
-          <w:color w:val="141820"/>
           <w:sz w:val="17"/>
         </w:rPr>
         <w:t>OpenSearch Vector DB</w:t>
       </w:r>
       <w:r>
         <w:rPr>
-          <w:rFonts w:ascii="Calibri" w:hAnsi="Calibri" w:eastAsia="Calibri"/>
+          <w:rFonts w:ascii="Calibri" w:hAnsi="Calibri"/>
           <w:b w:val="0"/>
-          <w:i w:val="0"/>
-          <w:color w:val="141820"/>
           <w:sz w:val="17"/>
         </w:rPr>
-        <w:t xml:space="preserve">, </w:t>
-      </w:r>
-      <w:r>
-        <w:rPr>
-          <w:rFonts w:ascii="Calibri" w:hAnsi="Calibri" w:eastAsia="Calibri"/>
+        <w:t xml:space="preserve">, MongoDB, document chunking, </w:t>
+      </w:r>
+      <w:r>
+        <w:rPr>
+          <w:rFonts w:ascii="Calibri" w:hAnsi="Calibri"/>
           <w:b/>
-          <w:i w:val="0"/>
-          <w:color w:val="141820"/>
           <w:sz w:val="17"/>
         </w:rPr>
-        <w:t>MongoDB</w:t>
-      </w:r>
-      <w:r>
-        <w:rPr>
-          <w:rFonts w:ascii="Calibri" w:hAnsi="Calibri" w:eastAsia="Calibri"/>
+        <w:t>source ledgers</w:t>
+      </w:r>
+      <w:r>
+        <w:rPr>
+          <w:rFonts w:ascii="Calibri" w:hAnsi="Calibri"/>
           <w:b w:val="0"/>
-          <w:i w:val="0"/>
-          <w:color w:val="141820"/>
-          <w:sz w:val="17"/>
-        </w:rPr>
-        <w:t xml:space="preserve">, </w:t>
-      </w:r>
-      <w:r>
-        <w:rPr>
-          <w:rFonts w:ascii="Calibri" w:hAnsi="Calibri" w:eastAsia="Calibri"/>
-          <w:b/>
-          <w:i w:val="0"/>
-          <w:color w:val="141820"/>
-          <w:sz w:val="17"/>
-        </w:rPr>
-        <w:t>document chunking</w:t>
-      </w:r>
-      <w:r>
-        <w:rPr>
-          <w:rFonts w:ascii="Calibri" w:hAnsi="Calibri" w:eastAsia="Calibri"/>
-          <w:b w:val="0"/>
-          <w:i w:val="0"/>
-          <w:color w:val="141820"/>
-          <w:sz w:val="17"/>
-        </w:rPr>
-        <w:t xml:space="preserve">, </w:t>
-      </w:r>
-      <w:r>
-        <w:rPr>
-          <w:rFonts w:ascii="Calibri" w:hAnsi="Calibri" w:eastAsia="Calibri"/>
-          <w:b/>
-          <w:i w:val="0"/>
-          <w:color w:val="141820"/>
-          <w:sz w:val="17"/>
-        </w:rPr>
-        <w:t>source ledgers</w:t>
-      </w:r>
-      <w:r>
-        <w:rPr>
-          <w:rFonts w:ascii="Calibri" w:hAnsi="Calibri" w:eastAsia="Calibri"/>
-          <w:b w:val="0"/>
-          <w:i w:val="0"/>
-          <w:color w:val="141820"/>
           <w:sz w:val="17"/>
         </w:rPr>
         <w:t>, searchable chunk publishing, Elasticsearch</w:t>
@@ -3000,28 +2453,11 @@
       </w:pPr>
       <w:r>
         <w:rPr>
-          <w:rFonts w:ascii="Calibri" w:hAnsi="Calibri" w:eastAsia="Calibri"/>
-          <w:b/>
-          <w:i w:val="0"/>
-          <w:color w:val="141820"/>
-          <w:sz w:val="17"/>
-        </w:rPr>
-      </w:r>
-      <w:r>
-        <w:rPr>
-          <w:rFonts w:ascii="Calibri" w:hAnsi="Calibri" w:eastAsia="Calibri"/>
-          <w:b w:val="0"/>
-          <w:i w:val="0"/>
-          <w:color w:val="141820"/>
-          <w:sz w:val="17"/>
-        </w:rPr>
-      </w:r>
-      <w:r>
-        <w:rPr>
           <w:rFonts w:ascii="Calibri" w:hAnsi="Calibri"/>
           <w:b/>
           <w:sz w:val="17"/>
         </w:rPr>
+        <w:t>Observability:</w:t>
       </w:r>
       <w:r>
         <w:rPr>
@@ -3029,24 +2465,55 @@
           <w:b w:val="0"/>
           <w:sz w:val="17"/>
         </w:rPr>
+        <w:t xml:space="preserve"> </w:t>
       </w:r>
       <w:r>
         <w:rPr>
           <w:rFonts w:ascii="Calibri" w:hAnsi="Calibri"/>
           <w:b/>
-          <w:i w:val="0"/>
           <w:sz w:val="17"/>
         </w:rPr>
-        <w:t>Observability:</w:t>
+        <w:t>Datadog</w:t>
       </w:r>
       <w:r>
         <w:rPr>
           <w:rFonts w:ascii="Calibri" w:hAnsi="Calibri"/>
           <w:b w:val="0"/>
-          <w:i w:val="0"/>
           <w:sz w:val="17"/>
         </w:rPr>
-        <w:t xml:space="preserve"> Datadog, CloudWatch, Kibana, X-Ray, ELK Stack, structured logging, SLA alerts, failure tracing</w:t>
+        <w:t xml:space="preserve">, </w:t>
+      </w:r>
+      <w:r>
+        <w:rPr>
+          <w:rFonts w:ascii="Calibri" w:hAnsi="Calibri"/>
+          <w:b/>
+          <w:sz w:val="17"/>
+        </w:rPr>
+        <w:t>CloudWatch</w:t>
+      </w:r>
+      <w:r>
+        <w:rPr>
+          <w:rFonts w:ascii="Calibri" w:hAnsi="Calibri"/>
+          <w:b w:val="0"/>
+          <w:sz w:val="17"/>
+        </w:rPr>
+        <w:t xml:space="preserve">, Kibana, X-Ray, ELK Stack, </w:t>
+      </w:r>
+      <w:r>
+        <w:rPr>
+          <w:rFonts w:ascii="Calibri" w:hAnsi="Calibri"/>
+          <w:b/>
+          <w:sz w:val="17"/>
+        </w:rPr>
+        <w:t>structured logging</w:t>
+      </w:r>
+      <w:r>
+        <w:rPr>
+          <w:rFonts w:ascii="Calibri" w:hAnsi="Calibri"/>
+          <w:b w:val="0"/>
+          <w:sz w:val="17"/>
+        </w:rPr>
+        <w:t>, SLA alerts, failure tracing</w:t>
       </w:r>
     </w:p>
     <w:p>
@@ -3083,7 +2550,6 @@
           <w:color w:val="141820"/>
           <w:sz w:val="19"/>
         </w:rPr>
-        <w:t>State University of New York, New Paltz</w:t>
       </w:r>
       <w:r>
         <w:rPr>
@@ -3093,13 +2559,11 @@
           <w:color w:val="141820"/>
           <w:sz w:val="19"/>
         </w:rPr>
-        <w:t xml:space="preserve"> | Master of Science, Computer Science | CGPA: 3.6/4.0</w:t>
       </w:r>
       <w:r>
         <w:rPr>
           <w:sz w:val="19"/>
         </w:rPr>
-        <w:tab/>
       </w:r>
       <w:r>
         <w:rPr>
@@ -3109,6 +2573,25 @@
           <w:color w:val="141820"/>
           <w:sz w:val="19"/>
         </w:rPr>
+      </w:r>
+      <w:r>
+        <w:rPr>
+          <w:rFonts w:ascii="Calibri" w:hAnsi="Calibri"/>
+          <w:b/>
+          <w:i w:val="0"/>
+          <w:sz w:val="19"/>
+        </w:rPr>
+        <w:t>State University of New York, New Paltz</w:t>
+      </w:r>
+      <w:r>
+        <w:rPr>
+          <w:rFonts w:ascii="Calibri" w:hAnsi="Calibri"/>
+          <w:b w:val="0"/>
+          <w:i w:val="0"/>
+          <w:sz w:val="19"/>
+        </w:rPr>
+        <w:t xml:space="preserve"> | Master of Science, Computer Science | CGPA: 3.6/4.0</w:t>
+        <w:tab/>
         <w:t>May 2020</w:t>
       </w:r>
     </w:p>
@@ -3127,7 +2610,6 @@
           <w:color w:val="141820"/>
           <w:sz w:val="19"/>
         </w:rPr>
-        <w:t>JNTUK</w:t>
       </w:r>
       <w:r>
         <w:rPr>
@@ -3137,13 +2619,11 @@
           <w:color w:val="141820"/>
           <w:sz w:val="19"/>
         </w:rPr>
-        <w:t xml:space="preserve"> | Bachelor of Technology | CGPA: 8.5/10</w:t>
       </w:r>
       <w:r>
         <w:rPr>
           <w:sz w:val="19"/>
         </w:rPr>
-        <w:tab/>
       </w:r>
       <w:r>
         <w:rPr>
@@ -3153,6 +2633,25 @@
           <w:color w:val="141820"/>
           <w:sz w:val="19"/>
         </w:rPr>
+      </w:r>
+      <w:r>
+        <w:rPr>
+          <w:rFonts w:ascii="Calibri" w:hAnsi="Calibri"/>
+          <w:b/>
+          <w:i w:val="0"/>
+          <w:sz w:val="19"/>
+        </w:rPr>
+        <w:t>JNTUK</w:t>
+      </w:r>
+      <w:r>
+        <w:rPr>
+          <w:rFonts w:ascii="Calibri" w:hAnsi="Calibri"/>
+          <w:b w:val="0"/>
+          <w:i w:val="0"/>
+          <w:sz w:val="19"/>
+        </w:rPr>
+        <w:t xml:space="preserve"> | Bachelor of Technology | CGPA: 8.5/10</w:t>
+        <w:tab/>
         <w:t>2018</w:t>
       </w:r>
     </w:p>
